--- a/2022/myans.docx
+++ b/2022/myans.docx
@@ -900,17 +900,33 @@
                 <w:lang w:eastAsia="zh-CN"/>
               </w:rPr>
             </w:pPr>
-            <w:r>
-              <w:rPr>
-                <w:rFonts w:ascii="Consolas" w:eastAsia="宋体" w:hAnsi="Consolas" w:cs="宋体"/>
-                <w:noProof w:val="0"/>
-                <w:snapToGrid/>
-                <w:color w:val="auto"/>
-                <w:sz w:val="28"/>
-                <w:szCs w:val="28"/>
-                <w:lang w:eastAsia="zh-CN"/>
-              </w:rPr>
-              <w:t>clc;clear;</w:t>
+            <w:proofErr w:type="spellStart"/>
+            <w:proofErr w:type="gramStart"/>
+            <w:r>
+              <w:rPr>
+                <w:rFonts w:ascii="Consolas" w:eastAsia="宋体" w:hAnsi="Consolas" w:cs="宋体"/>
+                <w:noProof w:val="0"/>
+                <w:snapToGrid/>
+                <w:color w:val="auto"/>
+                <w:sz w:val="28"/>
+                <w:szCs w:val="28"/>
+                <w:lang w:eastAsia="zh-CN"/>
+              </w:rPr>
+              <w:t>clc;clear</w:t>
+            </w:r>
+            <w:proofErr w:type="spellEnd"/>
+            <w:proofErr w:type="gramEnd"/>
+            <w:r>
+              <w:rPr>
+                <w:rFonts w:ascii="Consolas" w:eastAsia="宋体" w:hAnsi="Consolas" w:cs="宋体"/>
+                <w:noProof w:val="0"/>
+                <w:snapToGrid/>
+                <w:color w:val="auto"/>
+                <w:sz w:val="28"/>
+                <w:szCs w:val="28"/>
+                <w:lang w:eastAsia="zh-CN"/>
+              </w:rPr>
+              <w:t>;</w:t>
             </w:r>
           </w:p>
           <w:p>
@@ -941,7 +957,47 @@
                 <w:szCs w:val="28"/>
                 <w:lang w:eastAsia="zh-CN"/>
               </w:rPr>
-              <w:t>x=linspace(-5,5,1000);</w:t>
+              <w:t>x=</w:t>
+            </w:r>
+            <w:proofErr w:type="spellStart"/>
+            <w:proofErr w:type="gramStart"/>
+            <w:r>
+              <w:rPr>
+                <w:rFonts w:ascii="Consolas" w:eastAsia="宋体" w:hAnsi="Consolas" w:cs="宋体"/>
+                <w:noProof w:val="0"/>
+                <w:snapToGrid/>
+                <w:color w:val="auto"/>
+                <w:sz w:val="28"/>
+                <w:szCs w:val="28"/>
+                <w:lang w:eastAsia="zh-CN"/>
+              </w:rPr>
+              <w:t>linspace</w:t>
+            </w:r>
+            <w:proofErr w:type="spellEnd"/>
+            <w:r>
+              <w:rPr>
+                <w:rFonts w:ascii="Consolas" w:eastAsia="宋体" w:hAnsi="Consolas" w:cs="宋体"/>
+                <w:noProof w:val="0"/>
+                <w:snapToGrid/>
+                <w:color w:val="auto"/>
+                <w:sz w:val="28"/>
+                <w:szCs w:val="28"/>
+                <w:lang w:eastAsia="zh-CN"/>
+              </w:rPr>
+              <w:t>(</w:t>
+            </w:r>
+            <w:proofErr w:type="gramEnd"/>
+            <w:r>
+              <w:rPr>
+                <w:rFonts w:ascii="Consolas" w:eastAsia="宋体" w:hAnsi="Consolas" w:cs="宋体"/>
+                <w:noProof w:val="0"/>
+                <w:snapToGrid/>
+                <w:color w:val="auto"/>
+                <w:sz w:val="28"/>
+                <w:szCs w:val="28"/>
+                <w:lang w:eastAsia="zh-CN"/>
+              </w:rPr>
+              <w:t>-5,5,1000);</w:t>
             </w:r>
           </w:p>
           <w:p>
@@ -1003,7 +1059,85 @@
                 <w:szCs w:val="28"/>
                 <w:lang w:eastAsia="zh-CN"/>
               </w:rPr>
-              <w:t>[X,Y]=meshgrid(x,y);</w:t>
+              <w:t>[</w:t>
+            </w:r>
+            <w:proofErr w:type="gramStart"/>
+            <w:r>
+              <w:rPr>
+                <w:rFonts w:ascii="Consolas" w:eastAsia="宋体" w:hAnsi="Consolas" w:cs="宋体"/>
+                <w:noProof w:val="0"/>
+                <w:snapToGrid/>
+                <w:color w:val="auto"/>
+                <w:sz w:val="28"/>
+                <w:szCs w:val="28"/>
+                <w:lang w:eastAsia="zh-CN"/>
+              </w:rPr>
+              <w:t>X,Y</w:t>
+            </w:r>
+            <w:proofErr w:type="gramEnd"/>
+            <w:r>
+              <w:rPr>
+                <w:rFonts w:ascii="Consolas" w:eastAsia="宋体" w:hAnsi="Consolas" w:cs="宋体"/>
+                <w:noProof w:val="0"/>
+                <w:snapToGrid/>
+                <w:color w:val="auto"/>
+                <w:sz w:val="28"/>
+                <w:szCs w:val="28"/>
+                <w:lang w:eastAsia="zh-CN"/>
+              </w:rPr>
+              <w:t>]=</w:t>
+            </w:r>
+            <w:proofErr w:type="spellStart"/>
+            <w:r>
+              <w:rPr>
+                <w:rFonts w:ascii="Consolas" w:eastAsia="宋体" w:hAnsi="Consolas" w:cs="宋体"/>
+                <w:noProof w:val="0"/>
+                <w:snapToGrid/>
+                <w:color w:val="auto"/>
+                <w:sz w:val="28"/>
+                <w:szCs w:val="28"/>
+                <w:lang w:eastAsia="zh-CN"/>
+              </w:rPr>
+              <w:t>meshgrid</w:t>
+            </w:r>
+            <w:proofErr w:type="spellEnd"/>
+            <w:r>
+              <w:rPr>
+                <w:rFonts w:ascii="Consolas" w:eastAsia="宋体" w:hAnsi="Consolas" w:cs="宋体"/>
+                <w:noProof w:val="0"/>
+                <w:snapToGrid/>
+                <w:color w:val="auto"/>
+                <w:sz w:val="28"/>
+                <w:szCs w:val="28"/>
+                <w:lang w:eastAsia="zh-CN"/>
+              </w:rPr>
+              <w:t>(</w:t>
+            </w:r>
+            <w:proofErr w:type="spellStart"/>
+            <w:r>
+              <w:rPr>
+                <w:rFonts w:ascii="Consolas" w:eastAsia="宋体" w:hAnsi="Consolas" w:cs="宋体"/>
+                <w:noProof w:val="0"/>
+                <w:snapToGrid/>
+                <w:color w:val="auto"/>
+                <w:sz w:val="28"/>
+                <w:szCs w:val="28"/>
+                <w:lang w:eastAsia="zh-CN"/>
+              </w:rPr>
+              <w:t>x,y</w:t>
+            </w:r>
+            <w:proofErr w:type="spellEnd"/>
+            <w:r>
+              <w:rPr>
+                <w:rFonts w:ascii="Consolas" w:eastAsia="宋体" w:hAnsi="Consolas" w:cs="宋体"/>
+                <w:noProof w:val="0"/>
+                <w:snapToGrid/>
+                <w:color w:val="auto"/>
+                <w:sz w:val="28"/>
+                <w:szCs w:val="28"/>
+                <w:lang w:eastAsia="zh-CN"/>
+              </w:rPr>
+              <w:t>);</w:t>
             </w:r>
           </w:p>
           <w:p>
@@ -1034,7 +1168,33 @@
                 <w:szCs w:val="28"/>
                 <w:lang w:eastAsia="zh-CN"/>
               </w:rPr>
-              <w:t>f=(X+Y)./(X.^2+Y.^4+2);</w:t>
+              <w:t>f=(X+Y</w:t>
+            </w:r>
+            <w:proofErr w:type="gramStart"/>
+            <w:r>
+              <w:rPr>
+                <w:rFonts w:ascii="Consolas" w:eastAsia="宋体" w:hAnsi="Consolas" w:cs="宋体"/>
+                <w:noProof w:val="0"/>
+                <w:snapToGrid/>
+                <w:color w:val="auto"/>
+                <w:sz w:val="28"/>
+                <w:szCs w:val="28"/>
+                <w:lang w:eastAsia="zh-CN"/>
+              </w:rPr>
+              <w:t>)./</w:t>
+            </w:r>
+            <w:proofErr w:type="gramEnd"/>
+            <w:r>
+              <w:rPr>
+                <w:rFonts w:ascii="Consolas" w:eastAsia="宋体" w:hAnsi="Consolas" w:cs="宋体"/>
+                <w:noProof w:val="0"/>
+                <w:snapToGrid/>
+                <w:color w:val="auto"/>
+                <w:sz w:val="28"/>
+                <w:szCs w:val="28"/>
+                <w:lang w:eastAsia="zh-CN"/>
+              </w:rPr>
+              <w:t>(X.^2+Y.^4+2);</w:t>
             </w:r>
           </w:p>
           <w:p>
@@ -1065,7 +1225,47 @@
                 <w:szCs w:val="28"/>
                 <w:lang w:eastAsia="zh-CN"/>
               </w:rPr>
-              <w:t>mesh(X,Y,f)</w:t>
+              <w:t>mesh(</w:t>
+            </w:r>
+            <w:proofErr w:type="spellStart"/>
+            <w:proofErr w:type="gramStart"/>
+            <w:r>
+              <w:rPr>
+                <w:rFonts w:ascii="Consolas" w:eastAsia="宋体" w:hAnsi="Consolas" w:cs="宋体"/>
+                <w:noProof w:val="0"/>
+                <w:snapToGrid/>
+                <w:color w:val="auto"/>
+                <w:sz w:val="28"/>
+                <w:szCs w:val="28"/>
+                <w:lang w:eastAsia="zh-CN"/>
+              </w:rPr>
+              <w:t>X,Y</w:t>
+            </w:r>
+            <w:proofErr w:type="gramEnd"/>
+            <w:r>
+              <w:rPr>
+                <w:rFonts w:ascii="Consolas" w:eastAsia="宋体" w:hAnsi="Consolas" w:cs="宋体"/>
+                <w:noProof w:val="0"/>
+                <w:snapToGrid/>
+                <w:color w:val="auto"/>
+                <w:sz w:val="28"/>
+                <w:szCs w:val="28"/>
+                <w:lang w:eastAsia="zh-CN"/>
+              </w:rPr>
+              <w:t>,f</w:t>
+            </w:r>
+            <w:proofErr w:type="spellEnd"/>
+            <w:r>
+              <w:rPr>
+                <w:rFonts w:ascii="Consolas" w:eastAsia="宋体" w:hAnsi="Consolas" w:cs="宋体"/>
+                <w:noProof w:val="0"/>
+                <w:snapToGrid/>
+                <w:color w:val="auto"/>
+                <w:sz w:val="28"/>
+                <w:szCs w:val="28"/>
+                <w:lang w:eastAsia="zh-CN"/>
+              </w:rPr>
+              <w:t>)</w:t>
             </w:r>
           </w:p>
           <w:p/>
@@ -1720,17 +1920,33 @@
                 <w:lang w:eastAsia="zh-CN"/>
               </w:rPr>
             </w:pPr>
-            <w:r>
-              <w:rPr>
-                <w:rFonts w:ascii="Consolas" w:eastAsia="宋体" w:hAnsi="Consolas" w:cs="宋体"/>
-                <w:noProof w:val="0"/>
-                <w:snapToGrid/>
-                <w:color w:val="auto"/>
-                <w:sz w:val="28"/>
-                <w:szCs w:val="28"/>
-                <w:lang w:eastAsia="zh-CN"/>
-              </w:rPr>
-              <w:t>clc;clear;</w:t>
+            <w:proofErr w:type="spellStart"/>
+            <w:proofErr w:type="gramStart"/>
+            <w:r>
+              <w:rPr>
+                <w:rFonts w:ascii="Consolas" w:eastAsia="宋体" w:hAnsi="Consolas" w:cs="宋体"/>
+                <w:noProof w:val="0"/>
+                <w:snapToGrid/>
+                <w:color w:val="auto"/>
+                <w:sz w:val="28"/>
+                <w:szCs w:val="28"/>
+                <w:lang w:eastAsia="zh-CN"/>
+              </w:rPr>
+              <w:t>clc;clear</w:t>
+            </w:r>
+            <w:proofErr w:type="spellEnd"/>
+            <w:proofErr w:type="gramEnd"/>
+            <w:r>
+              <w:rPr>
+                <w:rFonts w:ascii="Consolas" w:eastAsia="宋体" w:hAnsi="Consolas" w:cs="宋体"/>
+                <w:noProof w:val="0"/>
+                <w:snapToGrid/>
+                <w:color w:val="auto"/>
+                <w:sz w:val="28"/>
+                <w:szCs w:val="28"/>
+                <w:lang w:eastAsia="zh-CN"/>
+              </w:rPr>
+              <w:t>;</w:t>
             </w:r>
           </w:p>
           <w:p>
@@ -1761,7 +1977,33 @@
                 <w:szCs w:val="28"/>
                 <w:lang w:eastAsia="zh-CN"/>
               </w:rPr>
-              <w:t>A=[89  12   -0.713   0;</w:t>
+              <w:t>A</w:t>
+            </w:r>
+            <w:proofErr w:type="gramStart"/>
+            <w:r>
+              <w:rPr>
+                <w:rFonts w:ascii="Consolas" w:eastAsia="宋体" w:hAnsi="Consolas" w:cs="宋体"/>
+                <w:noProof w:val="0"/>
+                <w:snapToGrid/>
+                <w:color w:val="auto"/>
+                <w:sz w:val="28"/>
+                <w:szCs w:val="28"/>
+                <w:lang w:eastAsia="zh-CN"/>
+              </w:rPr>
+              <w:t>=[</w:t>
+            </w:r>
+            <w:proofErr w:type="gramEnd"/>
+            <w:r>
+              <w:rPr>
+                <w:rFonts w:ascii="Consolas" w:eastAsia="宋体" w:hAnsi="Consolas" w:cs="宋体"/>
+                <w:noProof w:val="0"/>
+                <w:snapToGrid/>
+                <w:color w:val="auto"/>
+                <w:sz w:val="28"/>
+                <w:szCs w:val="28"/>
+                <w:lang w:eastAsia="zh-CN"/>
+              </w:rPr>
+              <w:t>89  12   -0.713   0;</w:t>
             </w:r>
           </w:p>
           <w:p>
@@ -1792,7 +2034,33 @@
                 <w:szCs w:val="28"/>
                 <w:lang w:eastAsia="zh-CN"/>
               </w:rPr>
-              <w:t xml:space="preserve">   21  -45   42      5;</w:t>
+              <w:t xml:space="preserve">   </w:t>
+            </w:r>
+            <w:proofErr w:type="gramStart"/>
+            <w:r>
+              <w:rPr>
+                <w:rFonts w:ascii="Consolas" w:eastAsia="宋体" w:hAnsi="Consolas" w:cs="宋体"/>
+                <w:noProof w:val="0"/>
+                <w:snapToGrid/>
+                <w:color w:val="auto"/>
+                <w:sz w:val="28"/>
+                <w:szCs w:val="28"/>
+                <w:lang w:eastAsia="zh-CN"/>
+              </w:rPr>
+              <w:t>21  -</w:t>
+            </w:r>
+            <w:proofErr w:type="gramEnd"/>
+            <w:r>
+              <w:rPr>
+                <w:rFonts w:ascii="Consolas" w:eastAsia="宋体" w:hAnsi="Consolas" w:cs="宋体"/>
+                <w:noProof w:val="0"/>
+                <w:snapToGrid/>
+                <w:color w:val="auto"/>
+                <w:sz w:val="28"/>
+                <w:szCs w:val="28"/>
+                <w:lang w:eastAsia="zh-CN"/>
+              </w:rPr>
+              <w:t>45   42      5;</w:t>
             </w:r>
           </w:p>
           <w:p>
@@ -1823,7 +2091,33 @@
                 <w:szCs w:val="28"/>
                 <w:lang w:eastAsia="zh-CN"/>
               </w:rPr>
-              <w:t xml:space="preserve">   32  96     0      29;</w:t>
+              <w:t xml:space="preserve">   </w:t>
+            </w:r>
+            <w:proofErr w:type="gramStart"/>
+            <w:r>
+              <w:rPr>
+                <w:rFonts w:ascii="Consolas" w:eastAsia="宋体" w:hAnsi="Consolas" w:cs="宋体"/>
+                <w:noProof w:val="0"/>
+                <w:snapToGrid/>
+                <w:color w:val="auto"/>
+                <w:sz w:val="28"/>
+                <w:szCs w:val="28"/>
+                <w:lang w:eastAsia="zh-CN"/>
+              </w:rPr>
+              <w:t>32  96</w:t>
+            </w:r>
+            <w:proofErr w:type="gramEnd"/>
+            <w:r>
+              <w:rPr>
+                <w:rFonts w:ascii="Consolas" w:eastAsia="宋体" w:hAnsi="Consolas" w:cs="宋体"/>
+                <w:noProof w:val="0"/>
+                <w:snapToGrid/>
+                <w:color w:val="auto"/>
+                <w:sz w:val="28"/>
+                <w:szCs w:val="28"/>
+                <w:lang w:eastAsia="zh-CN"/>
+              </w:rPr>
+              <w:t xml:space="preserve">     0      29;</w:t>
             </w:r>
           </w:p>
           <w:p>
@@ -1854,7 +2148,33 @@
                 <w:szCs w:val="28"/>
                 <w:lang w:eastAsia="zh-CN"/>
               </w:rPr>
-              <w:t xml:space="preserve">   5   -9.54  54    2.14];</w:t>
+              <w:t xml:space="preserve">   5   -9.</w:t>
+            </w:r>
+            <w:proofErr w:type="gramStart"/>
+            <w:r>
+              <w:rPr>
+                <w:rFonts w:ascii="Consolas" w:eastAsia="宋体" w:hAnsi="Consolas" w:cs="宋体"/>
+                <w:noProof w:val="0"/>
+                <w:snapToGrid/>
+                <w:color w:val="auto"/>
+                <w:sz w:val="28"/>
+                <w:szCs w:val="28"/>
+                <w:lang w:eastAsia="zh-CN"/>
+              </w:rPr>
+              <w:t>54  54</w:t>
+            </w:r>
+            <w:proofErr w:type="gramEnd"/>
+            <w:r>
+              <w:rPr>
+                <w:rFonts w:ascii="Consolas" w:eastAsia="宋体" w:hAnsi="Consolas" w:cs="宋体"/>
+                <w:noProof w:val="0"/>
+                <w:snapToGrid/>
+                <w:color w:val="auto"/>
+                <w:sz w:val="28"/>
+                <w:szCs w:val="28"/>
+                <w:lang w:eastAsia="zh-CN"/>
+              </w:rPr>
+              <w:t xml:space="preserve">    2.14];</w:t>
             </w:r>
           </w:p>
           <w:p>
@@ -1885,7 +2205,33 @@
                 <w:szCs w:val="28"/>
                 <w:lang w:eastAsia="zh-CN"/>
               </w:rPr>
-              <w:t>B=[A(2:4,1) [A(2,2);A(2,4);A(3,4)]];</w:t>
+              <w:t>B=[</w:t>
+            </w:r>
+            <w:proofErr w:type="gramStart"/>
+            <w:r>
+              <w:rPr>
+                <w:rFonts w:ascii="Consolas" w:eastAsia="宋体" w:hAnsi="Consolas" w:cs="宋体"/>
+                <w:noProof w:val="0"/>
+                <w:snapToGrid/>
+                <w:color w:val="auto"/>
+                <w:sz w:val="28"/>
+                <w:szCs w:val="28"/>
+                <w:lang w:eastAsia="zh-CN"/>
+              </w:rPr>
+              <w:t>A(</w:t>
+            </w:r>
+            <w:proofErr w:type="gramEnd"/>
+            <w:r>
+              <w:rPr>
+                <w:rFonts w:ascii="Consolas" w:eastAsia="宋体" w:hAnsi="Consolas" w:cs="宋体"/>
+                <w:noProof w:val="0"/>
+                <w:snapToGrid/>
+                <w:color w:val="auto"/>
+                <w:sz w:val="28"/>
+                <w:szCs w:val="28"/>
+                <w:lang w:eastAsia="zh-CN"/>
+              </w:rPr>
+              <w:t>2:4,1) [A(2,2);A(2,4);A(3,4)]];</w:t>
             </w:r>
           </w:p>
           <w:p>
@@ -1916,7 +2262,33 @@
                 <w:szCs w:val="28"/>
                 <w:lang w:eastAsia="zh-CN"/>
               </w:rPr>
-              <w:t>C=flipud(B);</w:t>
+              <w:t>C=</w:t>
+            </w:r>
+            <w:proofErr w:type="spellStart"/>
+            <w:r>
+              <w:rPr>
+                <w:rFonts w:ascii="Consolas" w:eastAsia="宋体" w:hAnsi="Consolas" w:cs="宋体"/>
+                <w:noProof w:val="0"/>
+                <w:snapToGrid/>
+                <w:color w:val="auto"/>
+                <w:sz w:val="28"/>
+                <w:szCs w:val="28"/>
+                <w:lang w:eastAsia="zh-CN"/>
+              </w:rPr>
+              <w:t>flipud</w:t>
+            </w:r>
+            <w:proofErr w:type="spellEnd"/>
+            <w:r>
+              <w:rPr>
+                <w:rFonts w:ascii="Consolas" w:eastAsia="宋体" w:hAnsi="Consolas" w:cs="宋体"/>
+                <w:noProof w:val="0"/>
+                <w:snapToGrid/>
+                <w:color w:val="auto"/>
+                <w:sz w:val="28"/>
+                <w:szCs w:val="28"/>
+                <w:lang w:eastAsia="zh-CN"/>
+              </w:rPr>
+              <w:t>(B);</w:t>
             </w:r>
           </w:p>
           <w:p>
@@ -2491,17 +2863,33 @@
                 <w:lang w:eastAsia="zh-CN"/>
               </w:rPr>
             </w:pPr>
-            <w:r>
-              <w:rPr>
-                <w:rFonts w:ascii="Consolas" w:eastAsia="宋体" w:hAnsi="Consolas" w:cs="宋体"/>
-                <w:noProof w:val="0"/>
-                <w:snapToGrid/>
-                <w:color w:val="auto"/>
-                <w:sz w:val="28"/>
-                <w:szCs w:val="28"/>
-                <w:lang w:eastAsia="zh-CN"/>
-              </w:rPr>
-              <w:t>clc;clear;</w:t>
+            <w:proofErr w:type="spellStart"/>
+            <w:proofErr w:type="gramStart"/>
+            <w:r>
+              <w:rPr>
+                <w:rFonts w:ascii="Consolas" w:eastAsia="宋体" w:hAnsi="Consolas" w:cs="宋体"/>
+                <w:noProof w:val="0"/>
+                <w:snapToGrid/>
+                <w:color w:val="auto"/>
+                <w:sz w:val="28"/>
+                <w:szCs w:val="28"/>
+                <w:lang w:eastAsia="zh-CN"/>
+              </w:rPr>
+              <w:t>clc;clear</w:t>
+            </w:r>
+            <w:proofErr w:type="spellEnd"/>
+            <w:proofErr w:type="gramEnd"/>
+            <w:r>
+              <w:rPr>
+                <w:rFonts w:ascii="Consolas" w:eastAsia="宋体" w:hAnsi="Consolas" w:cs="宋体"/>
+                <w:noProof w:val="0"/>
+                <w:snapToGrid/>
+                <w:color w:val="auto"/>
+                <w:sz w:val="28"/>
+                <w:szCs w:val="28"/>
+                <w:lang w:eastAsia="zh-CN"/>
+              </w:rPr>
+              <w:t>;</w:t>
             </w:r>
           </w:p>
           <w:p>
@@ -2532,7 +2920,33 @@
                 <w:szCs w:val="28"/>
                 <w:lang w:eastAsia="zh-CN"/>
               </w:rPr>
-              <w:t>D=[5    32    21;</w:t>
+              <w:t>D</w:t>
+            </w:r>
+            <w:proofErr w:type="gramStart"/>
+            <w:r>
+              <w:rPr>
+                <w:rFonts w:ascii="Consolas" w:eastAsia="宋体" w:hAnsi="Consolas" w:cs="宋体"/>
+                <w:noProof w:val="0"/>
+                <w:snapToGrid/>
+                <w:color w:val="auto"/>
+                <w:sz w:val="28"/>
+                <w:szCs w:val="28"/>
+                <w:lang w:eastAsia="zh-CN"/>
+              </w:rPr>
+              <w:t>=[</w:t>
+            </w:r>
+            <w:proofErr w:type="gramEnd"/>
+            <w:r>
+              <w:rPr>
+                <w:rFonts w:ascii="Consolas" w:eastAsia="宋体" w:hAnsi="Consolas" w:cs="宋体"/>
+                <w:noProof w:val="0"/>
+                <w:snapToGrid/>
+                <w:color w:val="auto"/>
+                <w:sz w:val="28"/>
+                <w:szCs w:val="28"/>
+                <w:lang w:eastAsia="zh-CN"/>
+              </w:rPr>
+              <w:t>5    32    21;</w:t>
             </w:r>
           </w:p>
           <w:p>
@@ -2594,7 +3008,33 @@
                 <w:szCs w:val="28"/>
                 <w:lang w:eastAsia="zh-CN"/>
               </w:rPr>
-              <w:t>p1=D(1,:);</w:t>
+              <w:t>p1=</w:t>
+            </w:r>
+            <w:proofErr w:type="gramStart"/>
+            <w:r>
+              <w:rPr>
+                <w:rFonts w:ascii="Consolas" w:eastAsia="宋体" w:hAnsi="Consolas" w:cs="宋体"/>
+                <w:noProof w:val="0"/>
+                <w:snapToGrid/>
+                <w:color w:val="auto"/>
+                <w:sz w:val="28"/>
+                <w:szCs w:val="28"/>
+                <w:lang w:eastAsia="zh-CN"/>
+              </w:rPr>
+              <w:t>D(</w:t>
+            </w:r>
+            <w:proofErr w:type="gramEnd"/>
+            <w:r>
+              <w:rPr>
+                <w:rFonts w:ascii="Consolas" w:eastAsia="宋体" w:hAnsi="Consolas" w:cs="宋体"/>
+                <w:noProof w:val="0"/>
+                <w:snapToGrid/>
+                <w:color w:val="auto"/>
+                <w:sz w:val="28"/>
+                <w:szCs w:val="28"/>
+                <w:lang w:eastAsia="zh-CN"/>
+              </w:rPr>
+              <w:t>1,:);</w:t>
             </w:r>
           </w:p>
           <w:p>
@@ -2625,7 +3065,33 @@
                 <w:szCs w:val="28"/>
                 <w:lang w:eastAsia="zh-CN"/>
               </w:rPr>
-              <w:t>p2=D(2,:);</w:t>
+              <w:t>p2=</w:t>
+            </w:r>
+            <w:proofErr w:type="gramStart"/>
+            <w:r>
+              <w:rPr>
+                <w:rFonts w:ascii="Consolas" w:eastAsia="宋体" w:hAnsi="Consolas" w:cs="宋体"/>
+                <w:noProof w:val="0"/>
+                <w:snapToGrid/>
+                <w:color w:val="auto"/>
+                <w:sz w:val="28"/>
+                <w:szCs w:val="28"/>
+                <w:lang w:eastAsia="zh-CN"/>
+              </w:rPr>
+              <w:t>D(</w:t>
+            </w:r>
+            <w:proofErr w:type="gramEnd"/>
+            <w:r>
+              <w:rPr>
+                <w:rFonts w:ascii="Consolas" w:eastAsia="宋体" w:hAnsi="Consolas" w:cs="宋体"/>
+                <w:noProof w:val="0"/>
+                <w:snapToGrid/>
+                <w:color w:val="auto"/>
+                <w:sz w:val="28"/>
+                <w:szCs w:val="28"/>
+                <w:lang w:eastAsia="zh-CN"/>
+              </w:rPr>
+              <w:t>2,:);</w:t>
             </w:r>
           </w:p>
           <w:p>
@@ -2656,7 +3122,33 @@
                 <w:szCs w:val="28"/>
                 <w:lang w:eastAsia="zh-CN"/>
               </w:rPr>
-              <w:t>p=conv(p1,p2);</w:t>
+              <w:t>p=conv(p</w:t>
+            </w:r>
+            <w:proofErr w:type="gramStart"/>
+            <w:r>
+              <w:rPr>
+                <w:rFonts w:ascii="Consolas" w:eastAsia="宋体" w:hAnsi="Consolas" w:cs="宋体"/>
+                <w:noProof w:val="0"/>
+                <w:snapToGrid/>
+                <w:color w:val="auto"/>
+                <w:sz w:val="28"/>
+                <w:szCs w:val="28"/>
+                <w:lang w:eastAsia="zh-CN"/>
+              </w:rPr>
+              <w:t>1,p</w:t>
+            </w:r>
+            <w:proofErr w:type="gramEnd"/>
+            <w:r>
+              <w:rPr>
+                <w:rFonts w:ascii="Consolas" w:eastAsia="宋体" w:hAnsi="Consolas" w:cs="宋体"/>
+                <w:noProof w:val="0"/>
+                <w:snapToGrid/>
+                <w:color w:val="auto"/>
+                <w:sz w:val="28"/>
+                <w:szCs w:val="28"/>
+                <w:lang w:eastAsia="zh-CN"/>
+              </w:rPr>
+              <w:t>2);</w:t>
             </w:r>
           </w:p>
           <w:p>
@@ -2718,7 +3210,47 @@
                 <w:szCs w:val="28"/>
                 <w:lang w:eastAsia="zh-CN"/>
               </w:rPr>
-              <w:t>[~,idx]=min(abs(x));</w:t>
+              <w:t>[</w:t>
+            </w:r>
+            <w:proofErr w:type="gramStart"/>
+            <w:r>
+              <w:rPr>
+                <w:rFonts w:ascii="Consolas" w:eastAsia="宋体" w:hAnsi="Consolas" w:cs="宋体"/>
+                <w:noProof w:val="0"/>
+                <w:snapToGrid/>
+                <w:color w:val="auto"/>
+                <w:sz w:val="28"/>
+                <w:szCs w:val="28"/>
+                <w:lang w:eastAsia="zh-CN"/>
+              </w:rPr>
+              <w:t>~,</w:t>
+            </w:r>
+            <w:proofErr w:type="spellStart"/>
+            <w:r>
+              <w:rPr>
+                <w:rFonts w:ascii="Consolas" w:eastAsia="宋体" w:hAnsi="Consolas" w:cs="宋体"/>
+                <w:noProof w:val="0"/>
+                <w:snapToGrid/>
+                <w:color w:val="auto"/>
+                <w:sz w:val="28"/>
+                <w:szCs w:val="28"/>
+                <w:lang w:eastAsia="zh-CN"/>
+              </w:rPr>
+              <w:t>idx</w:t>
+            </w:r>
+            <w:proofErr w:type="spellEnd"/>
+            <w:proofErr w:type="gramEnd"/>
+            <w:r>
+              <w:rPr>
+                <w:rFonts w:ascii="Consolas" w:eastAsia="宋体" w:hAnsi="Consolas" w:cs="宋体"/>
+                <w:noProof w:val="0"/>
+                <w:snapToGrid/>
+                <w:color w:val="auto"/>
+                <w:sz w:val="28"/>
+                <w:szCs w:val="28"/>
+                <w:lang w:eastAsia="zh-CN"/>
+              </w:rPr>
+              <w:t>]=min(abs(x));</w:t>
             </w:r>
           </w:p>
           <w:p>
@@ -2749,7 +3281,33 @@
                 <w:szCs w:val="28"/>
                 <w:lang w:eastAsia="zh-CN"/>
               </w:rPr>
-              <w:t>x0=x(idx);</w:t>
+              <w:t>x0=x(</w:t>
+            </w:r>
+            <w:proofErr w:type="spellStart"/>
+            <w:r>
+              <w:rPr>
+                <w:rFonts w:ascii="Consolas" w:eastAsia="宋体" w:hAnsi="Consolas" w:cs="宋体"/>
+                <w:noProof w:val="0"/>
+                <w:snapToGrid/>
+                <w:color w:val="auto"/>
+                <w:sz w:val="28"/>
+                <w:szCs w:val="28"/>
+                <w:lang w:eastAsia="zh-CN"/>
+              </w:rPr>
+              <w:t>idx</w:t>
+            </w:r>
+            <w:proofErr w:type="spellEnd"/>
+            <w:r>
+              <w:rPr>
+                <w:rFonts w:ascii="Consolas" w:eastAsia="宋体" w:hAnsi="Consolas" w:cs="宋体"/>
+                <w:noProof w:val="0"/>
+                <w:snapToGrid/>
+                <w:color w:val="auto"/>
+                <w:sz w:val="28"/>
+                <w:szCs w:val="28"/>
+                <w:lang w:eastAsia="zh-CN"/>
+              </w:rPr>
+              <w:t>);</w:t>
             </w:r>
           </w:p>
           <w:p>
@@ -2811,7 +3369,33 @@
                 <w:szCs w:val="28"/>
                 <w:lang w:eastAsia="zh-CN"/>
               </w:rPr>
-              <w:t>f=@(x)-polyval(p,x);</w:t>
+              <w:t>f=@(x)-polyval(</w:t>
+            </w:r>
+            <w:proofErr w:type="gramStart"/>
+            <w:r>
+              <w:rPr>
+                <w:rFonts w:ascii="Consolas" w:eastAsia="宋体" w:hAnsi="Consolas" w:cs="宋体"/>
+                <w:noProof w:val="0"/>
+                <w:snapToGrid/>
+                <w:color w:val="auto"/>
+                <w:sz w:val="28"/>
+                <w:szCs w:val="28"/>
+                <w:lang w:eastAsia="zh-CN"/>
+              </w:rPr>
+              <w:t>p,x</w:t>
+            </w:r>
+            <w:proofErr w:type="gramEnd"/>
+            <w:r>
+              <w:rPr>
+                <w:rFonts w:ascii="Consolas" w:eastAsia="宋体" w:hAnsi="Consolas" w:cs="宋体"/>
+                <w:noProof w:val="0"/>
+                <w:snapToGrid/>
+                <w:color w:val="auto"/>
+                <w:sz w:val="28"/>
+                <w:szCs w:val="28"/>
+                <w:lang w:eastAsia="zh-CN"/>
+              </w:rPr>
+              <w:t>);</w:t>
             </w:r>
           </w:p>
           <w:p>
@@ -2842,7 +3426,73 @@
                 <w:szCs w:val="28"/>
                 <w:lang w:eastAsia="zh-CN"/>
               </w:rPr>
-              <w:t>[~,maxs]=fminbnd(f,-2,1);</w:t>
+              <w:t>[</w:t>
+            </w:r>
+            <w:proofErr w:type="gramStart"/>
+            <w:r>
+              <w:rPr>
+                <w:rFonts w:ascii="Consolas" w:eastAsia="宋体" w:hAnsi="Consolas" w:cs="宋体"/>
+                <w:noProof w:val="0"/>
+                <w:snapToGrid/>
+                <w:color w:val="auto"/>
+                <w:sz w:val="28"/>
+                <w:szCs w:val="28"/>
+                <w:lang w:eastAsia="zh-CN"/>
+              </w:rPr>
+              <w:t>~,</w:t>
+            </w:r>
+            <w:proofErr w:type="spellStart"/>
+            <w:r>
+              <w:rPr>
+                <w:rFonts w:ascii="Consolas" w:eastAsia="宋体" w:hAnsi="Consolas" w:cs="宋体"/>
+                <w:noProof w:val="0"/>
+                <w:snapToGrid/>
+                <w:color w:val="auto"/>
+                <w:sz w:val="28"/>
+                <w:szCs w:val="28"/>
+                <w:lang w:eastAsia="zh-CN"/>
+              </w:rPr>
+              <w:t>maxs</w:t>
+            </w:r>
+            <w:proofErr w:type="spellEnd"/>
+            <w:proofErr w:type="gramEnd"/>
+            <w:r>
+              <w:rPr>
+                <w:rFonts w:ascii="Consolas" w:eastAsia="宋体" w:hAnsi="Consolas" w:cs="宋体"/>
+                <w:noProof w:val="0"/>
+                <w:snapToGrid/>
+                <w:color w:val="auto"/>
+                <w:sz w:val="28"/>
+                <w:szCs w:val="28"/>
+                <w:lang w:eastAsia="zh-CN"/>
+              </w:rPr>
+              <w:t>]=</w:t>
+            </w:r>
+            <w:proofErr w:type="spellStart"/>
+            <w:r>
+              <w:rPr>
+                <w:rFonts w:ascii="Consolas" w:eastAsia="宋体" w:hAnsi="Consolas" w:cs="宋体"/>
+                <w:noProof w:val="0"/>
+                <w:snapToGrid/>
+                <w:color w:val="auto"/>
+                <w:sz w:val="28"/>
+                <w:szCs w:val="28"/>
+                <w:lang w:eastAsia="zh-CN"/>
+              </w:rPr>
+              <w:t>fminbnd</w:t>
+            </w:r>
+            <w:proofErr w:type="spellEnd"/>
+            <w:r>
+              <w:rPr>
+                <w:rFonts w:ascii="Consolas" w:eastAsia="宋体" w:hAnsi="Consolas" w:cs="宋体"/>
+                <w:noProof w:val="0"/>
+                <w:snapToGrid/>
+                <w:color w:val="auto"/>
+                <w:sz w:val="28"/>
+                <w:szCs w:val="28"/>
+                <w:lang w:eastAsia="zh-CN"/>
+              </w:rPr>
+              <w:t>(f,-2,1);</w:t>
             </w:r>
           </w:p>
           <w:p>
@@ -2863,17 +3513,57 @@
                 <w:lang w:eastAsia="zh-CN"/>
               </w:rPr>
             </w:pPr>
-            <w:r>
-              <w:rPr>
-                <w:rFonts w:ascii="Consolas" w:eastAsia="宋体" w:hAnsi="Consolas" w:cs="宋体"/>
-                <w:noProof w:val="0"/>
-                <w:snapToGrid/>
-                <w:color w:val="auto"/>
-                <w:sz w:val="28"/>
-                <w:szCs w:val="28"/>
-                <w:lang w:eastAsia="zh-CN"/>
-              </w:rPr>
-              <w:t>maxs=-maxs;</w:t>
+            <w:proofErr w:type="spellStart"/>
+            <w:r>
+              <w:rPr>
+                <w:rFonts w:ascii="Consolas" w:eastAsia="宋体" w:hAnsi="Consolas" w:cs="宋体"/>
+                <w:noProof w:val="0"/>
+                <w:snapToGrid/>
+                <w:color w:val="auto"/>
+                <w:sz w:val="28"/>
+                <w:szCs w:val="28"/>
+                <w:lang w:eastAsia="zh-CN"/>
+              </w:rPr>
+              <w:t>maxs</w:t>
+            </w:r>
+            <w:proofErr w:type="spellEnd"/>
+            <w:r>
+              <w:rPr>
+                <w:rFonts w:ascii="Consolas" w:eastAsia="宋体" w:hAnsi="Consolas" w:cs="宋体"/>
+                <w:noProof w:val="0"/>
+                <w:snapToGrid/>
+                <w:color w:val="auto"/>
+                <w:sz w:val="28"/>
+                <w:szCs w:val="28"/>
+                <w:lang w:eastAsia="zh-CN"/>
+              </w:rPr>
+              <w:t>=-</w:t>
+            </w:r>
+            <w:proofErr w:type="spellStart"/>
+            <w:r>
+              <w:rPr>
+                <w:rFonts w:ascii="Consolas" w:eastAsia="宋体" w:hAnsi="Consolas" w:cs="宋体"/>
+                <w:noProof w:val="0"/>
+                <w:snapToGrid/>
+                <w:color w:val="auto"/>
+                <w:sz w:val="28"/>
+                <w:szCs w:val="28"/>
+                <w:lang w:eastAsia="zh-CN"/>
+              </w:rPr>
+              <w:t>maxs</w:t>
+            </w:r>
+            <w:proofErr w:type="spellEnd"/>
+            <w:r>
+              <w:rPr>
+                <w:rFonts w:ascii="Consolas" w:eastAsia="宋体" w:hAnsi="Consolas" w:cs="宋体"/>
+                <w:noProof w:val="0"/>
+                <w:snapToGrid/>
+                <w:color w:val="auto"/>
+                <w:sz w:val="28"/>
+                <w:szCs w:val="28"/>
+                <w:lang w:eastAsia="zh-CN"/>
+              </w:rPr>
+              <w:t>;</w:t>
             </w:r>
           </w:p>
           <w:p/>
@@ -2902,7 +3592,7 @@
         <w:spacing w:before="142" w:line="267" w:lineRule="auto"/>
         <w:ind w:left="442" w:right="7" w:hanging="425"/>
         <w:rPr>
-          <w:rFonts w:ascii="宋体" w:eastAsia="宋体" w:hAnsi="宋体" w:cs="宋体" w:hint="eastAsia"/>
+          <w:rFonts w:ascii="宋体" w:eastAsia="宋体" w:hAnsi="宋体" w:cs="宋体"/>
           <w:lang w:eastAsia="zh-CN"/>
         </w:rPr>
         <w:sectPr>
@@ -3419,7 +4109,7 @@
         <w:ind w:right="9"/>
         <w:jc w:val="both"/>
         <w:rPr>
-          <w:rFonts w:ascii="宋体" w:eastAsia="宋体" w:hAnsi="宋体" w:cs="宋体" w:hint="eastAsia"/>
+          <w:rFonts w:ascii="宋体" w:eastAsia="宋体" w:hAnsi="宋体" w:cs="宋体"/>
           <w:lang w:eastAsia="zh-CN"/>
         </w:rPr>
       </w:pPr>
@@ -3696,17 +4386,45 @@
                 <w:lang w:eastAsia="zh-CN"/>
               </w:rPr>
             </w:pPr>
-            <w:r>
-              <w:rPr>
-                <w:rFonts w:ascii="Consolas" w:eastAsia="宋体" w:hAnsi="Consolas" w:cs="宋体"/>
-                <w:noProof w:val="0"/>
-                <w:snapToGrid/>
-                <w:color w:val="auto"/>
-                <w:sz w:val="28"/>
-                <w:szCs w:val="28"/>
-                <w:lang w:eastAsia="zh-CN"/>
-              </w:rPr>
-              <w:t>tspan=[0,5];</w:t>
+            <w:proofErr w:type="spellStart"/>
+            <w:r>
+              <w:rPr>
+                <w:rFonts w:ascii="Consolas" w:eastAsia="宋体" w:hAnsi="Consolas" w:cs="宋体"/>
+                <w:noProof w:val="0"/>
+                <w:snapToGrid/>
+                <w:color w:val="auto"/>
+                <w:sz w:val="28"/>
+                <w:szCs w:val="28"/>
+                <w:lang w:eastAsia="zh-CN"/>
+              </w:rPr>
+              <w:t>tspan</w:t>
+            </w:r>
+            <w:proofErr w:type="spellEnd"/>
+            <w:proofErr w:type="gramStart"/>
+            <w:r>
+              <w:rPr>
+                <w:rFonts w:ascii="Consolas" w:eastAsia="宋体" w:hAnsi="Consolas" w:cs="宋体"/>
+                <w:noProof w:val="0"/>
+                <w:snapToGrid/>
+                <w:color w:val="auto"/>
+                <w:sz w:val="28"/>
+                <w:szCs w:val="28"/>
+                <w:lang w:eastAsia="zh-CN"/>
+              </w:rPr>
+              <w:t>=[</w:t>
+            </w:r>
+            <w:proofErr w:type="gramEnd"/>
+            <w:r>
+              <w:rPr>
+                <w:rFonts w:ascii="Consolas" w:eastAsia="宋体" w:hAnsi="Consolas" w:cs="宋体"/>
+                <w:noProof w:val="0"/>
+                <w:snapToGrid/>
+                <w:color w:val="auto"/>
+                <w:sz w:val="28"/>
+                <w:szCs w:val="28"/>
+                <w:lang w:eastAsia="zh-CN"/>
+              </w:rPr>
+              <w:t>0,5];</w:t>
             </w:r>
           </w:p>
           <w:p>
@@ -3737,7 +4455,33 @@
                 <w:szCs w:val="28"/>
                 <w:lang w:eastAsia="zh-CN"/>
               </w:rPr>
-              <w:t>y0=[0 1];</w:t>
+              <w:t>y0</w:t>
+            </w:r>
+            <w:proofErr w:type="gramStart"/>
+            <w:r>
+              <w:rPr>
+                <w:rFonts w:ascii="Consolas" w:eastAsia="宋体" w:hAnsi="Consolas" w:cs="宋体"/>
+                <w:noProof w:val="0"/>
+                <w:snapToGrid/>
+                <w:color w:val="auto"/>
+                <w:sz w:val="28"/>
+                <w:szCs w:val="28"/>
+                <w:lang w:eastAsia="zh-CN"/>
+              </w:rPr>
+              <w:t>=[</w:t>
+            </w:r>
+            <w:proofErr w:type="gramEnd"/>
+            <w:r>
+              <w:rPr>
+                <w:rFonts w:ascii="Consolas" w:eastAsia="宋体" w:hAnsi="Consolas" w:cs="宋体"/>
+                <w:noProof w:val="0"/>
+                <w:snapToGrid/>
+                <w:color w:val="auto"/>
+                <w:sz w:val="28"/>
+                <w:szCs w:val="28"/>
+                <w:lang w:eastAsia="zh-CN"/>
+              </w:rPr>
+              <w:t>0 1];</w:t>
             </w:r>
           </w:p>
           <w:p>
@@ -3768,7 +4512,33 @@
                 <w:szCs w:val="28"/>
                 <w:lang w:eastAsia="zh-CN"/>
               </w:rPr>
-              <w:t>[t,y1]=ode45(@odefun,tspan,y0);</w:t>
+              <w:t>[</w:t>
+            </w:r>
+            <w:proofErr w:type="gramStart"/>
+            <w:r>
+              <w:rPr>
+                <w:rFonts w:ascii="Consolas" w:eastAsia="宋体" w:hAnsi="Consolas" w:cs="宋体"/>
+                <w:noProof w:val="0"/>
+                <w:snapToGrid/>
+                <w:color w:val="auto"/>
+                <w:sz w:val="28"/>
+                <w:szCs w:val="28"/>
+                <w:lang w:eastAsia="zh-CN"/>
+              </w:rPr>
+              <w:t>t,y</w:t>
+            </w:r>
+            <w:proofErr w:type="gramEnd"/>
+            <w:r>
+              <w:rPr>
+                <w:rFonts w:ascii="Consolas" w:eastAsia="宋体" w:hAnsi="Consolas" w:cs="宋体"/>
+                <w:noProof w:val="0"/>
+                <w:snapToGrid/>
+                <w:color w:val="auto"/>
+                <w:sz w:val="28"/>
+                <w:szCs w:val="28"/>
+                <w:lang w:eastAsia="zh-CN"/>
+              </w:rPr>
+              <w:t>1]=ode45(@odefun,tspan,y0);</w:t>
             </w:r>
           </w:p>
           <w:p>
@@ -4054,17 +4824,31 @@
                 <w:lang w:eastAsia="zh-CN"/>
               </w:rPr>
             </w:pPr>
-            <w:r>
-              <w:rPr>
-                <w:rFonts w:ascii="Consolas" w:eastAsia="宋体" w:hAnsi="Consolas" w:cs="宋体"/>
-                <w:noProof w:val="0"/>
-                <w:snapToGrid/>
-                <w:color w:val="auto"/>
-                <w:sz w:val="28"/>
-                <w:szCs w:val="28"/>
-                <w:lang w:eastAsia="zh-CN"/>
-              </w:rPr>
-              <w:t xml:space="preserve">syms </w:t>
+            <w:proofErr w:type="spellStart"/>
+            <w:r>
+              <w:rPr>
+                <w:rFonts w:ascii="Consolas" w:eastAsia="宋体" w:hAnsi="Consolas" w:cs="宋体"/>
+                <w:noProof w:val="0"/>
+                <w:snapToGrid/>
+                <w:color w:val="auto"/>
+                <w:sz w:val="28"/>
+                <w:szCs w:val="28"/>
+                <w:lang w:eastAsia="zh-CN"/>
+              </w:rPr>
+              <w:t>syms</w:t>
+            </w:r>
+            <w:proofErr w:type="spellEnd"/>
+            <w:r>
+              <w:rPr>
+                <w:rFonts w:ascii="Consolas" w:eastAsia="宋体" w:hAnsi="Consolas" w:cs="宋体"/>
+                <w:noProof w:val="0"/>
+                <w:snapToGrid/>
+                <w:color w:val="auto"/>
+                <w:sz w:val="28"/>
+                <w:szCs w:val="28"/>
+                <w:lang w:eastAsia="zh-CN"/>
+              </w:rPr>
+              <w:t xml:space="preserve"> </w:t>
             </w:r>
             <w:r>
               <w:rPr>
@@ -4109,17 +4893,31 @@
                 <w:lang w:eastAsia="zh-CN"/>
               </w:rPr>
             </w:pPr>
-            <w:r>
-              <w:rPr>
-                <w:rFonts w:ascii="Consolas" w:eastAsia="宋体" w:hAnsi="Consolas" w:cs="宋体"/>
-                <w:noProof w:val="0"/>
-                <w:snapToGrid/>
-                <w:color w:val="auto"/>
-                <w:sz w:val="28"/>
-                <w:szCs w:val="28"/>
-                <w:lang w:eastAsia="zh-CN"/>
-              </w:rPr>
-              <w:t>dy=diff(y,1);</w:t>
+            <w:proofErr w:type="spellStart"/>
+            <w:r>
+              <w:rPr>
+                <w:rFonts w:ascii="Consolas" w:eastAsia="宋体" w:hAnsi="Consolas" w:cs="宋体"/>
+                <w:noProof w:val="0"/>
+                <w:snapToGrid/>
+                <w:color w:val="auto"/>
+                <w:sz w:val="28"/>
+                <w:szCs w:val="28"/>
+                <w:lang w:eastAsia="zh-CN"/>
+              </w:rPr>
+              <w:t>dy</w:t>
+            </w:r>
+            <w:proofErr w:type="spellEnd"/>
+            <w:r>
+              <w:rPr>
+                <w:rFonts w:ascii="Consolas" w:eastAsia="宋体" w:hAnsi="Consolas" w:cs="宋体"/>
+                <w:noProof w:val="0"/>
+                <w:snapToGrid/>
+                <w:color w:val="auto"/>
+                <w:sz w:val="28"/>
+                <w:szCs w:val="28"/>
+                <w:lang w:eastAsia="zh-CN"/>
+              </w:rPr>
+              <w:t>=diff(y,1);</w:t>
             </w:r>
           </w:p>
           <w:p>
@@ -4140,17 +4938,31 @@
                 <w:lang w:eastAsia="zh-CN"/>
               </w:rPr>
             </w:pPr>
-            <w:r>
-              <w:rPr>
-                <w:rFonts w:ascii="Consolas" w:eastAsia="宋体" w:hAnsi="Consolas" w:cs="宋体"/>
-                <w:noProof w:val="0"/>
-                <w:snapToGrid/>
-                <w:color w:val="auto"/>
-                <w:sz w:val="28"/>
-                <w:szCs w:val="28"/>
-                <w:lang w:eastAsia="zh-CN"/>
-              </w:rPr>
-              <w:t>ddy=diff(y,2);</w:t>
+            <w:proofErr w:type="spellStart"/>
+            <w:r>
+              <w:rPr>
+                <w:rFonts w:ascii="Consolas" w:eastAsia="宋体" w:hAnsi="Consolas" w:cs="宋体"/>
+                <w:noProof w:val="0"/>
+                <w:snapToGrid/>
+                <w:color w:val="auto"/>
+                <w:sz w:val="28"/>
+                <w:szCs w:val="28"/>
+                <w:lang w:eastAsia="zh-CN"/>
+              </w:rPr>
+              <w:t>ddy</w:t>
+            </w:r>
+            <w:proofErr w:type="spellEnd"/>
+            <w:r>
+              <w:rPr>
+                <w:rFonts w:ascii="Consolas" w:eastAsia="宋体" w:hAnsi="Consolas" w:cs="宋体"/>
+                <w:noProof w:val="0"/>
+                <w:snapToGrid/>
+                <w:color w:val="auto"/>
+                <w:sz w:val="28"/>
+                <w:szCs w:val="28"/>
+                <w:lang w:eastAsia="zh-CN"/>
+              </w:rPr>
+              <w:t>=diff(y,2);</w:t>
             </w:r>
           </w:p>
           <w:p>
@@ -4181,7 +4993,111 @@
                 <w:szCs w:val="28"/>
                 <w:lang w:eastAsia="zh-CN"/>
               </w:rPr>
-              <w:t>y3=dsolve(ddy+x*dy+y==0,y(0)==0,dy(0)==1);</w:t>
+              <w:t>y3=</w:t>
+            </w:r>
+            <w:proofErr w:type="spellStart"/>
+            <w:r>
+              <w:rPr>
+                <w:rFonts w:ascii="Consolas" w:eastAsia="宋体" w:hAnsi="Consolas" w:cs="宋体"/>
+                <w:noProof w:val="0"/>
+                <w:snapToGrid/>
+                <w:color w:val="auto"/>
+                <w:sz w:val="28"/>
+                <w:szCs w:val="28"/>
+                <w:lang w:eastAsia="zh-CN"/>
+              </w:rPr>
+              <w:t>dsolve</w:t>
+            </w:r>
+            <w:proofErr w:type="spellEnd"/>
+            <w:r>
+              <w:rPr>
+                <w:rFonts w:ascii="Consolas" w:eastAsia="宋体" w:hAnsi="Consolas" w:cs="宋体"/>
+                <w:noProof w:val="0"/>
+                <w:snapToGrid/>
+                <w:color w:val="auto"/>
+                <w:sz w:val="28"/>
+                <w:szCs w:val="28"/>
+                <w:lang w:eastAsia="zh-CN"/>
+              </w:rPr>
+              <w:t>(</w:t>
+            </w:r>
+            <w:proofErr w:type="spellStart"/>
+            <w:r>
+              <w:rPr>
+                <w:rFonts w:ascii="Consolas" w:eastAsia="宋体" w:hAnsi="Consolas" w:cs="宋体"/>
+                <w:noProof w:val="0"/>
+                <w:snapToGrid/>
+                <w:color w:val="auto"/>
+                <w:sz w:val="28"/>
+                <w:szCs w:val="28"/>
+                <w:lang w:eastAsia="zh-CN"/>
+              </w:rPr>
+              <w:t>ddy+x</w:t>
+            </w:r>
+            <w:proofErr w:type="spellEnd"/>
+            <w:r>
+              <w:rPr>
+                <w:rFonts w:ascii="Consolas" w:eastAsia="宋体" w:hAnsi="Consolas" w:cs="宋体"/>
+                <w:noProof w:val="0"/>
+                <w:snapToGrid/>
+                <w:color w:val="auto"/>
+                <w:sz w:val="28"/>
+                <w:szCs w:val="28"/>
+                <w:lang w:eastAsia="zh-CN"/>
+              </w:rPr>
+              <w:t>*</w:t>
+            </w:r>
+            <w:proofErr w:type="spellStart"/>
+            <w:r>
+              <w:rPr>
+                <w:rFonts w:ascii="Consolas" w:eastAsia="宋体" w:hAnsi="Consolas" w:cs="宋体"/>
+                <w:noProof w:val="0"/>
+                <w:snapToGrid/>
+                <w:color w:val="auto"/>
+                <w:sz w:val="28"/>
+                <w:szCs w:val="28"/>
+                <w:lang w:eastAsia="zh-CN"/>
+              </w:rPr>
+              <w:t>dy+y</w:t>
+            </w:r>
+            <w:proofErr w:type="spellEnd"/>
+            <w:r>
+              <w:rPr>
+                <w:rFonts w:ascii="Consolas" w:eastAsia="宋体" w:hAnsi="Consolas" w:cs="宋体"/>
+                <w:noProof w:val="0"/>
+                <w:snapToGrid/>
+                <w:color w:val="auto"/>
+                <w:sz w:val="28"/>
+                <w:szCs w:val="28"/>
+                <w:lang w:eastAsia="zh-CN"/>
+              </w:rPr>
+              <w:t>==</w:t>
+            </w:r>
+            <w:proofErr w:type="gramStart"/>
+            <w:r>
+              <w:rPr>
+                <w:rFonts w:ascii="Consolas" w:eastAsia="宋体" w:hAnsi="Consolas" w:cs="宋体"/>
+                <w:noProof w:val="0"/>
+                <w:snapToGrid/>
+                <w:color w:val="auto"/>
+                <w:sz w:val="28"/>
+                <w:szCs w:val="28"/>
+                <w:lang w:eastAsia="zh-CN"/>
+              </w:rPr>
+              <w:t>0,y</w:t>
+            </w:r>
+            <w:proofErr w:type="gramEnd"/>
+            <w:r>
+              <w:rPr>
+                <w:rFonts w:ascii="Consolas" w:eastAsia="宋体" w:hAnsi="Consolas" w:cs="宋体"/>
+                <w:noProof w:val="0"/>
+                <w:snapToGrid/>
+                <w:color w:val="auto"/>
+                <w:sz w:val="28"/>
+                <w:szCs w:val="28"/>
+                <w:lang w:eastAsia="zh-CN"/>
+              </w:rPr>
+              <w:t>(0)==0,dy(0)==1);</w:t>
             </w:r>
           </w:p>
           <w:p>
@@ -4231,7 +5147,33 @@
                 <w:szCs w:val="28"/>
                 <w:lang w:eastAsia="zh-CN"/>
               </w:rPr>
-              <w:t>plot(t,y1(:,1),</w:t>
+              <w:t>plot(</w:t>
+            </w:r>
+            <w:proofErr w:type="gramStart"/>
+            <w:r>
+              <w:rPr>
+                <w:rFonts w:ascii="Consolas" w:eastAsia="宋体" w:hAnsi="Consolas" w:cs="宋体"/>
+                <w:noProof w:val="0"/>
+                <w:snapToGrid/>
+                <w:color w:val="auto"/>
+                <w:sz w:val="28"/>
+                <w:szCs w:val="28"/>
+                <w:lang w:eastAsia="zh-CN"/>
+              </w:rPr>
+              <w:t>t,y</w:t>
+            </w:r>
+            <w:proofErr w:type="gramEnd"/>
+            <w:r>
+              <w:rPr>
+                <w:rFonts w:ascii="Consolas" w:eastAsia="宋体" w:hAnsi="Consolas" w:cs="宋体"/>
+                <w:noProof w:val="0"/>
+                <w:snapToGrid/>
+                <w:color w:val="auto"/>
+                <w:sz w:val="28"/>
+                <w:szCs w:val="28"/>
+                <w:lang w:eastAsia="zh-CN"/>
+              </w:rPr>
+              <w:t>1(:,1),</w:t>
             </w:r>
             <w:r>
               <w:rPr>
@@ -5480,6 +6422,923 @@
           <w:tcPr>
             <w:tcW w:w="4150" w:type="dxa"/>
           </w:tcPr>
+          <w:p>
+            <w:pPr>
+              <w:kinsoku/>
+              <w:autoSpaceDE/>
+              <w:autoSpaceDN/>
+              <w:adjustRightInd/>
+              <w:snapToGrid/>
+              <w:textAlignment w:val="auto"/>
+              <w:rPr>
+                <w:rFonts w:ascii="Consolas" w:eastAsia="宋体" w:hAnsi="Consolas" w:cs="宋体"/>
+                <w:noProof w:val="0"/>
+                <w:snapToGrid/>
+                <w:color w:val="auto"/>
+                <w:sz w:val="28"/>
+                <w:szCs w:val="28"/>
+                <w:lang w:eastAsia="zh-CN"/>
+              </w:rPr>
+            </w:pPr>
+            <w:proofErr w:type="spellStart"/>
+            <w:proofErr w:type="gramStart"/>
+            <w:r>
+              <w:rPr>
+                <w:rFonts w:ascii="Consolas" w:eastAsia="宋体" w:hAnsi="Consolas" w:cs="宋体"/>
+                <w:noProof w:val="0"/>
+                <w:snapToGrid/>
+                <w:color w:val="auto"/>
+                <w:sz w:val="28"/>
+                <w:szCs w:val="28"/>
+                <w:lang w:eastAsia="zh-CN"/>
+              </w:rPr>
+              <w:t>clc;clear</w:t>
+            </w:r>
+            <w:proofErr w:type="spellEnd"/>
+            <w:proofErr w:type="gramEnd"/>
+            <w:r>
+              <w:rPr>
+                <w:rFonts w:ascii="Consolas" w:eastAsia="宋体" w:hAnsi="Consolas" w:cs="宋体"/>
+                <w:noProof w:val="0"/>
+                <w:snapToGrid/>
+                <w:color w:val="auto"/>
+                <w:sz w:val="28"/>
+                <w:szCs w:val="28"/>
+                <w:lang w:eastAsia="zh-CN"/>
+              </w:rPr>
+              <w:t>;</w:t>
+            </w:r>
+          </w:p>
+          <w:p>
+            <w:pPr>
+              <w:kinsoku/>
+              <w:autoSpaceDE/>
+              <w:autoSpaceDN/>
+              <w:adjustRightInd/>
+              <w:snapToGrid/>
+              <w:textAlignment w:val="auto"/>
+              <w:rPr>
+                <w:rFonts w:ascii="Consolas" w:eastAsia="宋体" w:hAnsi="Consolas" w:cs="宋体"/>
+                <w:noProof w:val="0"/>
+                <w:snapToGrid/>
+                <w:color w:val="auto"/>
+                <w:sz w:val="28"/>
+                <w:szCs w:val="28"/>
+                <w:lang w:eastAsia="zh-CN"/>
+              </w:rPr>
+            </w:pPr>
+            <w:r>
+              <w:rPr>
+                <w:rFonts w:ascii="Consolas" w:eastAsia="宋体" w:hAnsi="Consolas" w:cs="宋体"/>
+                <w:noProof w:val="0"/>
+                <w:snapToGrid/>
+                <w:color w:val="auto"/>
+                <w:sz w:val="28"/>
+                <w:szCs w:val="28"/>
+                <w:lang w:eastAsia="zh-CN"/>
+              </w:rPr>
+              <w:t>x=0.3:0.2:1.5;</w:t>
+            </w:r>
+          </w:p>
+          <w:p>
+            <w:pPr>
+              <w:kinsoku/>
+              <w:autoSpaceDE/>
+              <w:autoSpaceDN/>
+              <w:adjustRightInd/>
+              <w:snapToGrid/>
+              <w:textAlignment w:val="auto"/>
+              <w:rPr>
+                <w:rFonts w:ascii="Consolas" w:eastAsia="宋体" w:hAnsi="Consolas" w:cs="宋体"/>
+                <w:noProof w:val="0"/>
+                <w:snapToGrid/>
+                <w:color w:val="auto"/>
+                <w:sz w:val="28"/>
+                <w:szCs w:val="28"/>
+                <w:lang w:eastAsia="zh-CN"/>
+              </w:rPr>
+            </w:pPr>
+            <w:proofErr w:type="spellStart"/>
+            <w:r>
+              <w:rPr>
+                <w:rFonts w:ascii="Consolas" w:eastAsia="宋体" w:hAnsi="Consolas" w:cs="宋体"/>
+                <w:noProof w:val="0"/>
+                <w:snapToGrid/>
+                <w:color w:val="auto"/>
+                <w:sz w:val="28"/>
+                <w:szCs w:val="28"/>
+                <w:lang w:eastAsia="zh-CN"/>
+              </w:rPr>
+              <w:t>fx</w:t>
+            </w:r>
+            <w:proofErr w:type="spellEnd"/>
+            <w:proofErr w:type="gramStart"/>
+            <w:r>
+              <w:rPr>
+                <w:rFonts w:ascii="Consolas" w:eastAsia="宋体" w:hAnsi="Consolas" w:cs="宋体"/>
+                <w:noProof w:val="0"/>
+                <w:snapToGrid/>
+                <w:color w:val="auto"/>
+                <w:sz w:val="28"/>
+                <w:szCs w:val="28"/>
+                <w:lang w:eastAsia="zh-CN"/>
+              </w:rPr>
+              <w:t>=[</w:t>
+            </w:r>
+            <w:proofErr w:type="gramEnd"/>
+            <w:r>
+              <w:rPr>
+                <w:rFonts w:ascii="Consolas" w:eastAsia="宋体" w:hAnsi="Consolas" w:cs="宋体"/>
+                <w:noProof w:val="0"/>
+                <w:snapToGrid/>
+                <w:color w:val="auto"/>
+                <w:sz w:val="28"/>
+                <w:szCs w:val="28"/>
+                <w:lang w:eastAsia="zh-CN"/>
+              </w:rPr>
+              <w:t>0.3 0.6 0.9 1.1 1.3 1.6 1.8];</w:t>
+            </w:r>
+          </w:p>
+          <w:p>
+            <w:pPr>
+              <w:kinsoku/>
+              <w:autoSpaceDE/>
+              <w:autoSpaceDN/>
+              <w:adjustRightInd/>
+              <w:snapToGrid/>
+              <w:textAlignment w:val="auto"/>
+              <w:rPr>
+                <w:rFonts w:ascii="Consolas" w:eastAsia="宋体" w:hAnsi="Consolas" w:cs="宋体"/>
+                <w:noProof w:val="0"/>
+                <w:snapToGrid/>
+                <w:color w:val="auto"/>
+                <w:sz w:val="28"/>
+                <w:szCs w:val="28"/>
+                <w:lang w:eastAsia="zh-CN"/>
+              </w:rPr>
+            </w:pPr>
+            <w:proofErr w:type="spellStart"/>
+            <w:r>
+              <w:rPr>
+                <w:rFonts w:ascii="Consolas" w:eastAsia="宋体" w:hAnsi="Consolas" w:cs="宋体"/>
+                <w:noProof w:val="0"/>
+                <w:snapToGrid/>
+                <w:color w:val="auto"/>
+                <w:sz w:val="28"/>
+                <w:szCs w:val="28"/>
+                <w:lang w:eastAsia="zh-CN"/>
+              </w:rPr>
+              <w:t>xq</w:t>
+            </w:r>
+            <w:proofErr w:type="spellEnd"/>
+            <w:r>
+              <w:rPr>
+                <w:rFonts w:ascii="Consolas" w:eastAsia="宋体" w:hAnsi="Consolas" w:cs="宋体"/>
+                <w:noProof w:val="0"/>
+                <w:snapToGrid/>
+                <w:color w:val="auto"/>
+                <w:sz w:val="28"/>
+                <w:szCs w:val="28"/>
+                <w:lang w:eastAsia="zh-CN"/>
+              </w:rPr>
+              <w:t>=0.4:0.2:1.4;</w:t>
+            </w:r>
+          </w:p>
+          <w:p>
+            <w:pPr>
+              <w:kinsoku/>
+              <w:autoSpaceDE/>
+              <w:autoSpaceDN/>
+              <w:adjustRightInd/>
+              <w:snapToGrid/>
+              <w:textAlignment w:val="auto"/>
+              <w:rPr>
+                <w:rFonts w:ascii="Consolas" w:eastAsia="宋体" w:hAnsi="Consolas" w:cs="宋体"/>
+                <w:noProof w:val="0"/>
+                <w:snapToGrid/>
+                <w:color w:val="auto"/>
+                <w:sz w:val="28"/>
+                <w:szCs w:val="28"/>
+                <w:lang w:eastAsia="zh-CN"/>
+              </w:rPr>
+            </w:pPr>
+            <w:r>
+              <w:rPr>
+                <w:rFonts w:ascii="Consolas" w:eastAsia="宋体" w:hAnsi="Consolas" w:cs="宋体"/>
+                <w:noProof w:val="0"/>
+                <w:snapToGrid/>
+                <w:color w:val="008013"/>
+                <w:sz w:val="28"/>
+                <w:szCs w:val="28"/>
+                <w:lang w:eastAsia="zh-CN"/>
+              </w:rPr>
+              <w:t xml:space="preserve">% 1 </w:t>
+            </w:r>
+          </w:p>
+          <w:p>
+            <w:pPr>
+              <w:kinsoku/>
+              <w:autoSpaceDE/>
+              <w:autoSpaceDN/>
+              <w:adjustRightInd/>
+              <w:snapToGrid/>
+              <w:textAlignment w:val="auto"/>
+              <w:rPr>
+                <w:rFonts w:ascii="Consolas" w:eastAsia="宋体" w:hAnsi="Consolas" w:cs="宋体"/>
+                <w:noProof w:val="0"/>
+                <w:snapToGrid/>
+                <w:color w:val="auto"/>
+                <w:sz w:val="28"/>
+                <w:szCs w:val="28"/>
+                <w:lang w:eastAsia="zh-CN"/>
+              </w:rPr>
+            </w:pPr>
+            <w:r>
+              <w:rPr>
+                <w:rFonts w:ascii="Consolas" w:eastAsia="宋体" w:hAnsi="Consolas" w:cs="宋体"/>
+                <w:noProof w:val="0"/>
+                <w:snapToGrid/>
+                <w:color w:val="auto"/>
+                <w:sz w:val="28"/>
+                <w:szCs w:val="28"/>
+                <w:lang w:eastAsia="zh-CN"/>
+              </w:rPr>
+              <w:t>y1=interp1(</w:t>
+            </w:r>
+            <w:proofErr w:type="gramStart"/>
+            <w:r>
+              <w:rPr>
+                <w:rFonts w:ascii="Consolas" w:eastAsia="宋体" w:hAnsi="Consolas" w:cs="宋体"/>
+                <w:noProof w:val="0"/>
+                <w:snapToGrid/>
+                <w:color w:val="auto"/>
+                <w:sz w:val="28"/>
+                <w:szCs w:val="28"/>
+                <w:lang w:eastAsia="zh-CN"/>
+              </w:rPr>
+              <w:t>x,fx</w:t>
+            </w:r>
+            <w:proofErr w:type="gramEnd"/>
+            <w:r>
+              <w:rPr>
+                <w:rFonts w:ascii="Consolas" w:eastAsia="宋体" w:hAnsi="Consolas" w:cs="宋体"/>
+                <w:noProof w:val="0"/>
+                <w:snapToGrid/>
+                <w:color w:val="auto"/>
+                <w:sz w:val="28"/>
+                <w:szCs w:val="28"/>
+                <w:lang w:eastAsia="zh-CN"/>
+              </w:rPr>
+              <w:t>,</w:t>
+            </w:r>
+            <w:proofErr w:type="spellStart"/>
+            <w:r>
+              <w:rPr>
+                <w:rFonts w:ascii="Consolas" w:eastAsia="宋体" w:hAnsi="Consolas" w:cs="宋体"/>
+                <w:noProof w:val="0"/>
+                <w:snapToGrid/>
+                <w:color w:val="auto"/>
+                <w:sz w:val="28"/>
+                <w:szCs w:val="28"/>
+                <w:lang w:eastAsia="zh-CN"/>
+              </w:rPr>
+              <w:t>xq</w:t>
+            </w:r>
+            <w:proofErr w:type="spellEnd"/>
+            <w:r>
+              <w:rPr>
+                <w:rFonts w:ascii="Consolas" w:eastAsia="宋体" w:hAnsi="Consolas" w:cs="宋体"/>
+                <w:noProof w:val="0"/>
+                <w:snapToGrid/>
+                <w:color w:val="auto"/>
+                <w:sz w:val="28"/>
+                <w:szCs w:val="28"/>
+                <w:lang w:eastAsia="zh-CN"/>
+              </w:rPr>
+              <w:t>,</w:t>
+            </w:r>
+            <w:r>
+              <w:rPr>
+                <w:rFonts w:ascii="Consolas" w:eastAsia="宋体" w:hAnsi="Consolas" w:cs="宋体"/>
+                <w:noProof w:val="0"/>
+                <w:snapToGrid/>
+                <w:color w:val="A709F5"/>
+                <w:sz w:val="28"/>
+                <w:szCs w:val="28"/>
+                <w:lang w:eastAsia="zh-CN"/>
+              </w:rPr>
+              <w:t>"linear"</w:t>
+            </w:r>
+            <w:r>
+              <w:rPr>
+                <w:rFonts w:ascii="Consolas" w:eastAsia="宋体" w:hAnsi="Consolas" w:cs="宋体"/>
+                <w:noProof w:val="0"/>
+                <w:snapToGrid/>
+                <w:color w:val="auto"/>
+                <w:sz w:val="28"/>
+                <w:szCs w:val="28"/>
+                <w:lang w:eastAsia="zh-CN"/>
+              </w:rPr>
+              <w:t>);</w:t>
+            </w:r>
+          </w:p>
+          <w:p>
+            <w:pPr>
+              <w:kinsoku/>
+              <w:autoSpaceDE/>
+              <w:autoSpaceDN/>
+              <w:adjustRightInd/>
+              <w:snapToGrid/>
+              <w:textAlignment w:val="auto"/>
+              <w:rPr>
+                <w:rFonts w:ascii="Consolas" w:eastAsia="宋体" w:hAnsi="Consolas" w:cs="宋体"/>
+                <w:noProof w:val="0"/>
+                <w:snapToGrid/>
+                <w:color w:val="auto"/>
+                <w:sz w:val="28"/>
+                <w:szCs w:val="28"/>
+                <w:lang w:eastAsia="zh-CN"/>
+              </w:rPr>
+            </w:pPr>
+            <w:r>
+              <w:rPr>
+                <w:rFonts w:ascii="Consolas" w:eastAsia="宋体" w:hAnsi="Consolas" w:cs="宋体"/>
+                <w:noProof w:val="0"/>
+                <w:snapToGrid/>
+                <w:color w:val="auto"/>
+                <w:sz w:val="28"/>
+                <w:szCs w:val="28"/>
+                <w:lang w:eastAsia="zh-CN"/>
+              </w:rPr>
+              <w:t>y2=interp1(</w:t>
+            </w:r>
+            <w:proofErr w:type="gramStart"/>
+            <w:r>
+              <w:rPr>
+                <w:rFonts w:ascii="Consolas" w:eastAsia="宋体" w:hAnsi="Consolas" w:cs="宋体"/>
+                <w:noProof w:val="0"/>
+                <w:snapToGrid/>
+                <w:color w:val="auto"/>
+                <w:sz w:val="28"/>
+                <w:szCs w:val="28"/>
+                <w:lang w:eastAsia="zh-CN"/>
+              </w:rPr>
+              <w:t>x,fx</w:t>
+            </w:r>
+            <w:proofErr w:type="gramEnd"/>
+            <w:r>
+              <w:rPr>
+                <w:rFonts w:ascii="Consolas" w:eastAsia="宋体" w:hAnsi="Consolas" w:cs="宋体"/>
+                <w:noProof w:val="0"/>
+                <w:snapToGrid/>
+                <w:color w:val="auto"/>
+                <w:sz w:val="28"/>
+                <w:szCs w:val="28"/>
+                <w:lang w:eastAsia="zh-CN"/>
+              </w:rPr>
+              <w:t>,</w:t>
+            </w:r>
+            <w:proofErr w:type="spellStart"/>
+            <w:r>
+              <w:rPr>
+                <w:rFonts w:ascii="Consolas" w:eastAsia="宋体" w:hAnsi="Consolas" w:cs="宋体"/>
+                <w:noProof w:val="0"/>
+                <w:snapToGrid/>
+                <w:color w:val="auto"/>
+                <w:sz w:val="28"/>
+                <w:szCs w:val="28"/>
+                <w:lang w:eastAsia="zh-CN"/>
+              </w:rPr>
+              <w:t>xq</w:t>
+            </w:r>
+            <w:proofErr w:type="spellEnd"/>
+            <w:r>
+              <w:rPr>
+                <w:rFonts w:ascii="Consolas" w:eastAsia="宋体" w:hAnsi="Consolas" w:cs="宋体"/>
+                <w:noProof w:val="0"/>
+                <w:snapToGrid/>
+                <w:color w:val="auto"/>
+                <w:sz w:val="28"/>
+                <w:szCs w:val="28"/>
+                <w:lang w:eastAsia="zh-CN"/>
+              </w:rPr>
+              <w:t>,</w:t>
+            </w:r>
+            <w:r>
+              <w:rPr>
+                <w:rFonts w:ascii="Consolas" w:eastAsia="宋体" w:hAnsi="Consolas" w:cs="宋体"/>
+                <w:noProof w:val="0"/>
+                <w:snapToGrid/>
+                <w:color w:val="A709F5"/>
+                <w:sz w:val="28"/>
+                <w:szCs w:val="28"/>
+                <w:lang w:eastAsia="zh-CN"/>
+              </w:rPr>
+              <w:t>"spline</w:t>
+            </w:r>
+            <w:r>
+              <w:rPr>
+                <w:rFonts w:ascii="Consolas" w:eastAsia="宋体" w:hAnsi="Consolas" w:cs="宋体"/>
+                <w:noProof w:val="0"/>
+                <w:snapToGrid/>
+                <w:color w:val="A709F5"/>
+                <w:sz w:val="28"/>
+                <w:szCs w:val="28"/>
+                <w:lang w:eastAsia="zh-CN"/>
+              </w:rPr>
+              <w:lastRenderedPageBreak/>
+              <w:t>"</w:t>
+            </w:r>
+            <w:r>
+              <w:rPr>
+                <w:rFonts w:ascii="Consolas" w:eastAsia="宋体" w:hAnsi="Consolas" w:cs="宋体"/>
+                <w:noProof w:val="0"/>
+                <w:snapToGrid/>
+                <w:color w:val="auto"/>
+                <w:sz w:val="28"/>
+                <w:szCs w:val="28"/>
+                <w:lang w:eastAsia="zh-CN"/>
+              </w:rPr>
+              <w:t>);</w:t>
+            </w:r>
+          </w:p>
+          <w:p>
+            <w:pPr>
+              <w:kinsoku/>
+              <w:autoSpaceDE/>
+              <w:autoSpaceDN/>
+              <w:adjustRightInd/>
+              <w:snapToGrid/>
+              <w:textAlignment w:val="auto"/>
+              <w:rPr>
+                <w:rFonts w:ascii="Consolas" w:eastAsia="宋体" w:hAnsi="Consolas" w:cs="宋体"/>
+                <w:noProof w:val="0"/>
+                <w:snapToGrid/>
+                <w:color w:val="auto"/>
+                <w:sz w:val="28"/>
+                <w:szCs w:val="28"/>
+                <w:lang w:eastAsia="zh-CN"/>
+              </w:rPr>
+            </w:pPr>
+            <w:r>
+              <w:rPr>
+                <w:rFonts w:ascii="Consolas" w:eastAsia="宋体" w:hAnsi="Consolas" w:cs="宋体"/>
+                <w:noProof w:val="0"/>
+                <w:snapToGrid/>
+                <w:color w:val="008013"/>
+                <w:sz w:val="28"/>
+                <w:szCs w:val="28"/>
+                <w:lang w:eastAsia="zh-CN"/>
+              </w:rPr>
+              <w:t>%2</w:t>
+            </w:r>
+          </w:p>
+          <w:p>
+            <w:pPr>
+              <w:kinsoku/>
+              <w:autoSpaceDE/>
+              <w:autoSpaceDN/>
+              <w:adjustRightInd/>
+              <w:snapToGrid/>
+              <w:textAlignment w:val="auto"/>
+              <w:rPr>
+                <w:rFonts w:ascii="Consolas" w:eastAsia="宋体" w:hAnsi="Consolas" w:cs="宋体"/>
+                <w:noProof w:val="0"/>
+                <w:snapToGrid/>
+                <w:color w:val="auto"/>
+                <w:sz w:val="28"/>
+                <w:szCs w:val="28"/>
+                <w:lang w:eastAsia="zh-CN"/>
+              </w:rPr>
+            </w:pPr>
+            <w:r>
+              <w:rPr>
+                <w:rFonts w:ascii="Consolas" w:eastAsia="宋体" w:hAnsi="Consolas" w:cs="宋体"/>
+                <w:noProof w:val="0"/>
+                <w:snapToGrid/>
+                <w:color w:val="auto"/>
+                <w:sz w:val="28"/>
+                <w:szCs w:val="28"/>
+                <w:lang w:eastAsia="zh-CN"/>
+              </w:rPr>
+              <w:t>xq2=0.3:0.1:1.5;</w:t>
+            </w:r>
+          </w:p>
+          <w:p>
+            <w:pPr>
+              <w:kinsoku/>
+              <w:autoSpaceDE/>
+              <w:autoSpaceDN/>
+              <w:adjustRightInd/>
+              <w:snapToGrid/>
+              <w:textAlignment w:val="auto"/>
+              <w:rPr>
+                <w:rFonts w:ascii="Consolas" w:eastAsia="宋体" w:hAnsi="Consolas" w:cs="宋体"/>
+                <w:noProof w:val="0"/>
+                <w:snapToGrid/>
+                <w:color w:val="auto"/>
+                <w:sz w:val="28"/>
+                <w:szCs w:val="28"/>
+                <w:lang w:eastAsia="zh-CN"/>
+              </w:rPr>
+            </w:pPr>
+            <w:r>
+              <w:rPr>
+                <w:rFonts w:ascii="Consolas" w:eastAsia="宋体" w:hAnsi="Consolas" w:cs="宋体"/>
+                <w:noProof w:val="0"/>
+                <w:snapToGrid/>
+                <w:color w:val="auto"/>
+                <w:sz w:val="28"/>
+                <w:szCs w:val="28"/>
+                <w:lang w:eastAsia="zh-CN"/>
+              </w:rPr>
+              <w:t>y3=</w:t>
+            </w:r>
+            <w:proofErr w:type="spellStart"/>
+            <w:r>
+              <w:rPr>
+                <w:rFonts w:ascii="Consolas" w:eastAsia="宋体" w:hAnsi="Consolas" w:cs="宋体"/>
+                <w:noProof w:val="0"/>
+                <w:snapToGrid/>
+                <w:color w:val="auto"/>
+                <w:sz w:val="28"/>
+                <w:szCs w:val="28"/>
+                <w:lang w:eastAsia="zh-CN"/>
+              </w:rPr>
+              <w:t>polyval</w:t>
+            </w:r>
+            <w:proofErr w:type="spellEnd"/>
+            <w:r>
+              <w:rPr>
+                <w:rFonts w:ascii="Consolas" w:eastAsia="宋体" w:hAnsi="Consolas" w:cs="宋体"/>
+                <w:noProof w:val="0"/>
+                <w:snapToGrid/>
+                <w:color w:val="auto"/>
+                <w:sz w:val="28"/>
+                <w:szCs w:val="28"/>
+                <w:lang w:eastAsia="zh-CN"/>
+              </w:rPr>
+              <w:t>(</w:t>
+            </w:r>
+            <w:proofErr w:type="spellStart"/>
+            <w:r>
+              <w:rPr>
+                <w:rFonts w:ascii="Consolas" w:eastAsia="宋体" w:hAnsi="Consolas" w:cs="宋体"/>
+                <w:noProof w:val="0"/>
+                <w:snapToGrid/>
+                <w:color w:val="auto"/>
+                <w:sz w:val="28"/>
+                <w:szCs w:val="28"/>
+                <w:lang w:eastAsia="zh-CN"/>
+              </w:rPr>
+              <w:t>polyfit</w:t>
+            </w:r>
+            <w:proofErr w:type="spellEnd"/>
+            <w:r>
+              <w:rPr>
+                <w:rFonts w:ascii="Consolas" w:eastAsia="宋体" w:hAnsi="Consolas" w:cs="宋体"/>
+                <w:noProof w:val="0"/>
+                <w:snapToGrid/>
+                <w:color w:val="auto"/>
+                <w:sz w:val="28"/>
+                <w:szCs w:val="28"/>
+                <w:lang w:eastAsia="zh-CN"/>
+              </w:rPr>
+              <w:t>(</w:t>
+            </w:r>
+            <w:proofErr w:type="gramStart"/>
+            <w:r>
+              <w:rPr>
+                <w:rFonts w:ascii="Consolas" w:eastAsia="宋体" w:hAnsi="Consolas" w:cs="宋体"/>
+                <w:noProof w:val="0"/>
+                <w:snapToGrid/>
+                <w:color w:val="auto"/>
+                <w:sz w:val="28"/>
+                <w:szCs w:val="28"/>
+                <w:lang w:eastAsia="zh-CN"/>
+              </w:rPr>
+              <w:t>x,fx</w:t>
+            </w:r>
+            <w:proofErr w:type="gramEnd"/>
+            <w:r>
+              <w:rPr>
+                <w:rFonts w:ascii="Consolas" w:eastAsia="宋体" w:hAnsi="Consolas" w:cs="宋体"/>
+                <w:noProof w:val="0"/>
+                <w:snapToGrid/>
+                <w:color w:val="auto"/>
+                <w:sz w:val="28"/>
+                <w:szCs w:val="28"/>
+                <w:lang w:eastAsia="zh-CN"/>
+              </w:rPr>
+              <w:t>,5),xq2);</w:t>
+            </w:r>
+          </w:p>
+          <w:p>
+            <w:pPr>
+              <w:kinsoku/>
+              <w:autoSpaceDE/>
+              <w:autoSpaceDN/>
+              <w:adjustRightInd/>
+              <w:snapToGrid/>
+              <w:textAlignment w:val="auto"/>
+              <w:rPr>
+                <w:rFonts w:ascii="Consolas" w:eastAsia="宋体" w:hAnsi="Consolas" w:cs="宋体"/>
+                <w:noProof w:val="0"/>
+                <w:snapToGrid/>
+                <w:color w:val="auto"/>
+                <w:sz w:val="28"/>
+                <w:szCs w:val="28"/>
+                <w:lang w:eastAsia="zh-CN"/>
+              </w:rPr>
+            </w:pPr>
+            <w:proofErr w:type="gramStart"/>
+            <w:r>
+              <w:rPr>
+                <w:rFonts w:ascii="Consolas" w:eastAsia="宋体" w:hAnsi="Consolas" w:cs="宋体"/>
+                <w:noProof w:val="0"/>
+                <w:snapToGrid/>
+                <w:color w:val="auto"/>
+                <w:sz w:val="28"/>
+                <w:szCs w:val="28"/>
+                <w:lang w:eastAsia="zh-CN"/>
+              </w:rPr>
+              <w:t>subplot(</w:t>
+            </w:r>
+            <w:proofErr w:type="gramEnd"/>
+            <w:r>
+              <w:rPr>
+                <w:rFonts w:ascii="Consolas" w:eastAsia="宋体" w:hAnsi="Consolas" w:cs="宋体"/>
+                <w:noProof w:val="0"/>
+                <w:snapToGrid/>
+                <w:color w:val="auto"/>
+                <w:sz w:val="28"/>
+                <w:szCs w:val="28"/>
+                <w:lang w:eastAsia="zh-CN"/>
+              </w:rPr>
+              <w:t>1,3,1);</w:t>
+            </w:r>
+          </w:p>
+          <w:p>
+            <w:pPr>
+              <w:kinsoku/>
+              <w:autoSpaceDE/>
+              <w:autoSpaceDN/>
+              <w:adjustRightInd/>
+              <w:snapToGrid/>
+              <w:textAlignment w:val="auto"/>
+              <w:rPr>
+                <w:rFonts w:ascii="Consolas" w:eastAsia="宋体" w:hAnsi="Consolas" w:cs="宋体"/>
+                <w:noProof w:val="0"/>
+                <w:snapToGrid/>
+                <w:color w:val="auto"/>
+                <w:sz w:val="28"/>
+                <w:szCs w:val="28"/>
+                <w:lang w:eastAsia="zh-CN"/>
+              </w:rPr>
+            </w:pPr>
+            <w:r>
+              <w:rPr>
+                <w:rFonts w:ascii="Consolas" w:eastAsia="宋体" w:hAnsi="Consolas" w:cs="宋体"/>
+                <w:noProof w:val="0"/>
+                <w:snapToGrid/>
+                <w:color w:val="auto"/>
+                <w:sz w:val="28"/>
+                <w:szCs w:val="28"/>
+                <w:lang w:eastAsia="zh-CN"/>
+              </w:rPr>
+              <w:t>stem(</w:t>
+            </w:r>
+            <w:proofErr w:type="gramStart"/>
+            <w:r>
+              <w:rPr>
+                <w:rFonts w:ascii="Consolas" w:eastAsia="宋体" w:hAnsi="Consolas" w:cs="宋体"/>
+                <w:noProof w:val="0"/>
+                <w:snapToGrid/>
+                <w:color w:val="auto"/>
+                <w:sz w:val="28"/>
+                <w:szCs w:val="28"/>
+                <w:lang w:eastAsia="zh-CN"/>
+              </w:rPr>
+              <w:t>xq,y</w:t>
+            </w:r>
+            <w:proofErr w:type="gramEnd"/>
+            <w:r>
+              <w:rPr>
+                <w:rFonts w:ascii="Consolas" w:eastAsia="宋体" w:hAnsi="Consolas" w:cs="宋体"/>
+                <w:noProof w:val="0"/>
+                <w:snapToGrid/>
+                <w:color w:val="auto"/>
+                <w:sz w:val="28"/>
+                <w:szCs w:val="28"/>
+                <w:lang w:eastAsia="zh-CN"/>
+              </w:rPr>
+              <w:t>1);</w:t>
+            </w:r>
+          </w:p>
+          <w:p>
+            <w:pPr>
+              <w:kinsoku/>
+              <w:autoSpaceDE/>
+              <w:autoSpaceDN/>
+              <w:adjustRightInd/>
+              <w:snapToGrid/>
+              <w:textAlignment w:val="auto"/>
+              <w:rPr>
+                <w:rFonts w:ascii="Consolas" w:eastAsia="宋体" w:hAnsi="Consolas" w:cs="宋体"/>
+                <w:noProof w:val="0"/>
+                <w:snapToGrid/>
+                <w:color w:val="auto"/>
+                <w:sz w:val="28"/>
+                <w:szCs w:val="28"/>
+                <w:lang w:eastAsia="zh-CN"/>
+              </w:rPr>
+            </w:pPr>
+            <w:proofErr w:type="gramStart"/>
+            <w:r>
+              <w:rPr>
+                <w:rFonts w:ascii="Consolas" w:eastAsia="宋体" w:hAnsi="Consolas" w:cs="宋体"/>
+                <w:noProof w:val="0"/>
+                <w:snapToGrid/>
+                <w:color w:val="auto"/>
+                <w:sz w:val="28"/>
+                <w:szCs w:val="28"/>
+                <w:lang w:eastAsia="zh-CN"/>
+              </w:rPr>
+              <w:t>subplot(</w:t>
+            </w:r>
+            <w:proofErr w:type="gramEnd"/>
+            <w:r>
+              <w:rPr>
+                <w:rFonts w:ascii="Consolas" w:eastAsia="宋体" w:hAnsi="Consolas" w:cs="宋体"/>
+                <w:noProof w:val="0"/>
+                <w:snapToGrid/>
+                <w:color w:val="auto"/>
+                <w:sz w:val="28"/>
+                <w:szCs w:val="28"/>
+                <w:lang w:eastAsia="zh-CN"/>
+              </w:rPr>
+              <w:t>1,3,2);</w:t>
+            </w:r>
+          </w:p>
+          <w:p>
+            <w:pPr>
+              <w:kinsoku/>
+              <w:autoSpaceDE/>
+              <w:autoSpaceDN/>
+              <w:adjustRightInd/>
+              <w:snapToGrid/>
+              <w:textAlignment w:val="auto"/>
+              <w:rPr>
+                <w:rFonts w:ascii="Consolas" w:eastAsia="宋体" w:hAnsi="Consolas" w:cs="宋体"/>
+                <w:noProof w:val="0"/>
+                <w:snapToGrid/>
+                <w:color w:val="auto"/>
+                <w:sz w:val="28"/>
+                <w:szCs w:val="28"/>
+                <w:lang w:eastAsia="zh-CN"/>
+              </w:rPr>
+            </w:pPr>
+            <w:r>
+              <w:rPr>
+                <w:rFonts w:ascii="Consolas" w:eastAsia="宋体" w:hAnsi="Consolas" w:cs="宋体"/>
+                <w:noProof w:val="0"/>
+                <w:snapToGrid/>
+                <w:color w:val="auto"/>
+                <w:sz w:val="28"/>
+                <w:szCs w:val="28"/>
+                <w:lang w:eastAsia="zh-CN"/>
+              </w:rPr>
+              <w:t>stem(</w:t>
+            </w:r>
+            <w:proofErr w:type="gramStart"/>
+            <w:r>
+              <w:rPr>
+                <w:rFonts w:ascii="Consolas" w:eastAsia="宋体" w:hAnsi="Consolas" w:cs="宋体"/>
+                <w:noProof w:val="0"/>
+                <w:snapToGrid/>
+                <w:color w:val="auto"/>
+                <w:sz w:val="28"/>
+                <w:szCs w:val="28"/>
+                <w:lang w:eastAsia="zh-CN"/>
+              </w:rPr>
+              <w:t>xq,y</w:t>
+            </w:r>
+            <w:proofErr w:type="gramEnd"/>
+            <w:r>
+              <w:rPr>
+                <w:rFonts w:ascii="Consolas" w:eastAsia="宋体" w:hAnsi="Consolas" w:cs="宋体"/>
+                <w:noProof w:val="0"/>
+                <w:snapToGrid/>
+                <w:color w:val="auto"/>
+                <w:sz w:val="28"/>
+                <w:szCs w:val="28"/>
+                <w:lang w:eastAsia="zh-CN"/>
+              </w:rPr>
+              <w:t>2);</w:t>
+            </w:r>
+          </w:p>
+          <w:p>
+            <w:pPr>
+              <w:kinsoku/>
+              <w:autoSpaceDE/>
+              <w:autoSpaceDN/>
+              <w:adjustRightInd/>
+              <w:snapToGrid/>
+              <w:textAlignment w:val="auto"/>
+              <w:rPr>
+                <w:rFonts w:ascii="Consolas" w:eastAsia="宋体" w:hAnsi="Consolas" w:cs="宋体"/>
+                <w:noProof w:val="0"/>
+                <w:snapToGrid/>
+                <w:color w:val="auto"/>
+                <w:sz w:val="28"/>
+                <w:szCs w:val="28"/>
+                <w:lang w:eastAsia="zh-CN"/>
+              </w:rPr>
+            </w:pPr>
+            <w:proofErr w:type="gramStart"/>
+            <w:r>
+              <w:rPr>
+                <w:rFonts w:ascii="Consolas" w:eastAsia="宋体" w:hAnsi="Consolas" w:cs="宋体"/>
+                <w:noProof w:val="0"/>
+                <w:snapToGrid/>
+                <w:color w:val="auto"/>
+                <w:sz w:val="28"/>
+                <w:szCs w:val="28"/>
+                <w:lang w:eastAsia="zh-CN"/>
+              </w:rPr>
+              <w:t>subplot(</w:t>
+            </w:r>
+            <w:proofErr w:type="gramEnd"/>
+            <w:r>
+              <w:rPr>
+                <w:rFonts w:ascii="Consolas" w:eastAsia="宋体" w:hAnsi="Consolas" w:cs="宋体"/>
+                <w:noProof w:val="0"/>
+                <w:snapToGrid/>
+                <w:color w:val="auto"/>
+                <w:sz w:val="28"/>
+                <w:szCs w:val="28"/>
+                <w:lang w:eastAsia="zh-CN"/>
+              </w:rPr>
+              <w:t>1,3,3);</w:t>
+            </w:r>
+          </w:p>
+          <w:p>
+            <w:pPr>
+              <w:kinsoku/>
+              <w:autoSpaceDE/>
+              <w:autoSpaceDN/>
+              <w:adjustRightInd/>
+              <w:snapToGrid/>
+              <w:textAlignment w:val="auto"/>
+              <w:rPr>
+                <w:rFonts w:ascii="Consolas" w:eastAsia="宋体" w:hAnsi="Consolas" w:cs="宋体"/>
+                <w:noProof w:val="0"/>
+                <w:snapToGrid/>
+                <w:color w:val="auto"/>
+                <w:sz w:val="28"/>
+                <w:szCs w:val="28"/>
+                <w:lang w:eastAsia="zh-CN"/>
+              </w:rPr>
+            </w:pPr>
+            <w:r>
+              <w:rPr>
+                <w:rFonts w:ascii="Consolas" w:eastAsia="宋体" w:hAnsi="Consolas" w:cs="宋体"/>
+                <w:noProof w:val="0"/>
+                <w:snapToGrid/>
+                <w:color w:val="auto"/>
+                <w:sz w:val="28"/>
+                <w:szCs w:val="28"/>
+                <w:lang w:eastAsia="zh-CN"/>
+              </w:rPr>
+              <w:t>stem(xq</w:t>
+            </w:r>
+            <w:proofErr w:type="gramStart"/>
+            <w:r>
+              <w:rPr>
+                <w:rFonts w:ascii="Consolas" w:eastAsia="宋体" w:hAnsi="Consolas" w:cs="宋体"/>
+                <w:noProof w:val="0"/>
+                <w:snapToGrid/>
+                <w:color w:val="auto"/>
+                <w:sz w:val="28"/>
+                <w:szCs w:val="28"/>
+                <w:lang w:eastAsia="zh-CN"/>
+              </w:rPr>
+              <w:t>2,y</w:t>
+            </w:r>
+            <w:proofErr w:type="gramEnd"/>
+            <w:r>
+              <w:rPr>
+                <w:rFonts w:ascii="Consolas" w:eastAsia="宋体" w:hAnsi="Consolas" w:cs="宋体"/>
+                <w:noProof w:val="0"/>
+                <w:snapToGrid/>
+                <w:color w:val="auto"/>
+                <w:sz w:val="28"/>
+                <w:szCs w:val="28"/>
+                <w:lang w:eastAsia="zh-CN"/>
+              </w:rPr>
+              <w:t>3);</w:t>
+            </w:r>
+          </w:p>
           <w:p/>
         </w:tc>
         <w:tc>
@@ -5749,6 +7608,141 @@
           <w:tcPr>
             <w:tcW w:w="4150" w:type="dxa"/>
           </w:tcPr>
+          <w:p>
+            <w:pPr>
+              <w:kinsoku/>
+              <w:autoSpaceDE/>
+              <w:autoSpaceDN/>
+              <w:adjustRightInd/>
+              <w:snapToGrid/>
+              <w:textAlignment w:val="auto"/>
+              <w:rPr>
+                <w:rFonts w:ascii="Consolas" w:eastAsia="宋体" w:hAnsi="Consolas" w:cs="宋体"/>
+                <w:noProof w:val="0"/>
+                <w:snapToGrid/>
+                <w:color w:val="auto"/>
+                <w:sz w:val="28"/>
+                <w:szCs w:val="28"/>
+                <w:lang w:eastAsia="zh-CN"/>
+              </w:rPr>
+            </w:pPr>
+            <w:proofErr w:type="spellStart"/>
+            <w:proofErr w:type="gramStart"/>
+            <w:r>
+              <w:rPr>
+                <w:rFonts w:ascii="Consolas" w:eastAsia="宋体" w:hAnsi="Consolas" w:cs="宋体"/>
+                <w:noProof w:val="0"/>
+                <w:snapToGrid/>
+                <w:color w:val="auto"/>
+                <w:sz w:val="28"/>
+                <w:szCs w:val="28"/>
+                <w:lang w:eastAsia="zh-CN"/>
+              </w:rPr>
+              <w:t>clc;clear</w:t>
+            </w:r>
+            <w:proofErr w:type="spellEnd"/>
+            <w:proofErr w:type="gramEnd"/>
+            <w:r>
+              <w:rPr>
+                <w:rFonts w:ascii="Consolas" w:eastAsia="宋体" w:hAnsi="Consolas" w:cs="宋体"/>
+                <w:noProof w:val="0"/>
+                <w:snapToGrid/>
+                <w:color w:val="auto"/>
+                <w:sz w:val="28"/>
+                <w:szCs w:val="28"/>
+                <w:lang w:eastAsia="zh-CN"/>
+              </w:rPr>
+              <w:t>;</w:t>
+            </w:r>
+          </w:p>
+          <w:p>
+            <w:pPr>
+              <w:kinsoku/>
+              <w:autoSpaceDE/>
+              <w:autoSpaceDN/>
+              <w:adjustRightInd/>
+              <w:snapToGrid/>
+              <w:textAlignment w:val="auto"/>
+              <w:rPr>
+                <w:rFonts w:ascii="Consolas" w:eastAsia="宋体" w:hAnsi="Consolas" w:cs="宋体"/>
+                <w:noProof w:val="0"/>
+                <w:snapToGrid/>
+                <w:color w:val="auto"/>
+                <w:sz w:val="28"/>
+                <w:szCs w:val="28"/>
+                <w:lang w:eastAsia="zh-CN"/>
+              </w:rPr>
+            </w:pPr>
+            <w:r>
+              <w:rPr>
+                <w:rFonts w:ascii="Consolas" w:eastAsia="宋体" w:hAnsi="Consolas" w:cs="宋体"/>
+                <w:noProof w:val="0"/>
+                <w:snapToGrid/>
+                <w:color w:val="auto"/>
+                <w:sz w:val="28"/>
+                <w:szCs w:val="28"/>
+                <w:lang w:eastAsia="zh-CN"/>
+              </w:rPr>
+              <w:t>f=@(x)(x.*log(x));</w:t>
+            </w:r>
+          </w:p>
+          <w:p>
+            <w:pPr>
+              <w:kinsoku/>
+              <w:autoSpaceDE/>
+              <w:autoSpaceDN/>
+              <w:adjustRightInd/>
+              <w:snapToGrid/>
+              <w:textAlignment w:val="auto"/>
+              <w:rPr>
+                <w:rFonts w:ascii="Consolas" w:eastAsia="宋体" w:hAnsi="Consolas" w:cs="宋体"/>
+                <w:noProof w:val="0"/>
+                <w:snapToGrid/>
+                <w:color w:val="auto"/>
+                <w:sz w:val="28"/>
+                <w:szCs w:val="28"/>
+                <w:lang w:eastAsia="zh-CN"/>
+              </w:rPr>
+            </w:pPr>
+            <w:r>
+              <w:rPr>
+                <w:rFonts w:ascii="Consolas" w:eastAsia="宋体" w:hAnsi="Consolas" w:cs="宋体"/>
+                <w:noProof w:val="0"/>
+                <w:snapToGrid/>
+                <w:color w:val="auto"/>
+                <w:sz w:val="28"/>
+                <w:szCs w:val="28"/>
+                <w:lang w:eastAsia="zh-CN"/>
+              </w:rPr>
+              <w:t>res=integral(f,</w:t>
+            </w:r>
+            <w:proofErr w:type="gramStart"/>
+            <w:r>
+              <w:rPr>
+                <w:rFonts w:ascii="Consolas" w:eastAsia="宋体" w:hAnsi="Consolas" w:cs="宋体"/>
+                <w:noProof w:val="0"/>
+                <w:snapToGrid/>
+                <w:color w:val="auto"/>
+                <w:sz w:val="28"/>
+                <w:szCs w:val="28"/>
+                <w:lang w:eastAsia="zh-CN"/>
+              </w:rPr>
+              <w:t>1,exp</w:t>
+            </w:r>
+            <w:proofErr w:type="gramEnd"/>
+            <w:r>
+              <w:rPr>
+                <w:rFonts w:ascii="Consolas" w:eastAsia="宋体" w:hAnsi="Consolas" w:cs="宋体"/>
+                <w:noProof w:val="0"/>
+                <w:snapToGrid/>
+                <w:color w:val="auto"/>
+                <w:sz w:val="28"/>
+                <w:szCs w:val="28"/>
+                <w:lang w:eastAsia="zh-CN"/>
+              </w:rPr>
+              <w:t>(1));</w:t>
+            </w:r>
+          </w:p>
           <w:p/>
         </w:tc>
         <w:tc>
@@ -5976,7 +7970,6 @@
           <w:spacing w:val="-2"/>
           <w:lang w:eastAsia="zh-CN"/>
         </w:rPr>
-        <w:lastRenderedPageBreak/>
         <w:t>线可以获得最大的信号功率。已知在</w:t>
       </w:r>
       <w:r>
@@ -6764,9 +8757,9 @@
       </w:pPr>
       <w:r>
         <w:pict w14:anchorId="5581577B">
-          <v:polyline id="_x0000_s1027" style="position:absolute;left:0;text-align:left;z-index:251661312;mso-position-horizontal-relative:text;mso-position-vertical-relative:text" points="224.1pt,27.3pt,227.85pt,27.3pt" coordsize="81,5" filled="f" strokeweight=".24pt">
+          <v:shape id="_x0000_s1027" style="position:absolute;left:0;text-align:left;margin-left:224.1pt;margin-top:27.3pt;width:3.75pt;height:0;z-index:251661312;mso-position-horizontal-relative:text;mso-position-vertical-relative:text" coordsize="81,5" path="m,l81,e" filled="f" strokeweight=".24pt">
             <v:stroke miterlimit="10" endcap="round"/>
-          </v:polyline>
+          </v:shape>
         </w:pict>
       </w:r>
       <w:r>
@@ -6779,7 +8772,7 @@
           <w:position w:val="-10"/>
         </w:rPr>
         <w:pict w14:anchorId="23CB13C9">
-          <v:shape id="_x0000_s1026" style="width:11.6pt;height:26.65pt;mso-left-percent:-10001;mso-top-percent:-10001;mso-position-horizontal:absolute;mso-position-horizontal-relative:char;mso-position-vertical:absolute;mso-position-vertical-relative:line;mso-left-percent:-10001;mso-top-percent:-10001" coordsize="232,532" o:spt="100" adj="0,,0" path="m40,529r151,m2,492r226,m115,2r,490e" filled="f" strokeweight=".24pt">
+          <v:shape id="_x0000_s1040" style="width:11.6pt;height:26.65pt;mso-left-percent:-10001;mso-top-percent:-10001;mso-position-horizontal:absolute;mso-position-horizontal-relative:char;mso-position-vertical:absolute;mso-position-vertical-relative:line;mso-left-percent:-10001;mso-top-percent:-10001" coordsize="232,532" o:spt="100" adj="0,,0" path="m40,529r151,m2,492r226,m115,2r,490e" filled="f" strokeweight=".24pt">
             <v:stroke miterlimit="10" joinstyle="round" endcap="round"/>
             <v:formulas/>
             <v:path o:connecttype="segments"/>
@@ -6868,6 +8861,853 @@
           <w:tcPr>
             <w:tcW w:w="4150" w:type="dxa"/>
           </w:tcPr>
+          <w:p>
+            <w:pPr>
+              <w:kinsoku/>
+              <w:autoSpaceDE/>
+              <w:autoSpaceDN/>
+              <w:adjustRightInd/>
+              <w:snapToGrid/>
+              <w:textAlignment w:val="auto"/>
+              <w:rPr>
+                <w:rFonts w:ascii="Consolas" w:eastAsia="宋体" w:hAnsi="Consolas" w:cs="宋体"/>
+                <w:noProof w:val="0"/>
+                <w:snapToGrid/>
+                <w:color w:val="auto"/>
+                <w:sz w:val="28"/>
+                <w:szCs w:val="28"/>
+                <w:lang w:eastAsia="zh-CN"/>
+              </w:rPr>
+            </w:pPr>
+            <w:proofErr w:type="spellStart"/>
+            <w:proofErr w:type="gramStart"/>
+            <w:r>
+              <w:rPr>
+                <w:rFonts w:ascii="Consolas" w:eastAsia="宋体" w:hAnsi="Consolas" w:cs="宋体"/>
+                <w:noProof w:val="0"/>
+                <w:snapToGrid/>
+                <w:color w:val="auto"/>
+                <w:sz w:val="28"/>
+                <w:szCs w:val="28"/>
+                <w:lang w:eastAsia="zh-CN"/>
+              </w:rPr>
+              <w:t>clc;clear</w:t>
+            </w:r>
+            <w:proofErr w:type="spellEnd"/>
+            <w:proofErr w:type="gramEnd"/>
+            <w:r>
+              <w:rPr>
+                <w:rFonts w:ascii="Consolas" w:eastAsia="宋体" w:hAnsi="Consolas" w:cs="宋体"/>
+                <w:noProof w:val="0"/>
+                <w:snapToGrid/>
+                <w:color w:val="auto"/>
+                <w:sz w:val="28"/>
+                <w:szCs w:val="28"/>
+                <w:lang w:eastAsia="zh-CN"/>
+              </w:rPr>
+              <w:t>;</w:t>
+            </w:r>
+          </w:p>
+          <w:p>
+            <w:pPr>
+              <w:kinsoku/>
+              <w:autoSpaceDE/>
+              <w:autoSpaceDN/>
+              <w:adjustRightInd/>
+              <w:snapToGrid/>
+              <w:textAlignment w:val="auto"/>
+              <w:rPr>
+                <w:rFonts w:ascii="Consolas" w:eastAsia="宋体" w:hAnsi="Consolas" w:cs="宋体"/>
+                <w:noProof w:val="0"/>
+                <w:snapToGrid/>
+                <w:color w:val="auto"/>
+                <w:sz w:val="28"/>
+                <w:szCs w:val="28"/>
+                <w:lang w:eastAsia="zh-CN"/>
+              </w:rPr>
+            </w:pPr>
+            <w:r>
+              <w:rPr>
+                <w:rFonts w:ascii="Consolas" w:eastAsia="宋体" w:hAnsi="Consolas" w:cs="宋体"/>
+                <w:noProof w:val="0"/>
+                <w:snapToGrid/>
+                <w:color w:val="auto"/>
+                <w:sz w:val="28"/>
+                <w:szCs w:val="28"/>
+                <w:lang w:eastAsia="zh-CN"/>
+              </w:rPr>
+              <w:t xml:space="preserve">format </w:t>
+            </w:r>
+            <w:r>
+              <w:rPr>
+                <w:rFonts w:ascii="Consolas" w:eastAsia="宋体" w:hAnsi="Consolas" w:cs="宋体"/>
+                <w:noProof w:val="0"/>
+                <w:snapToGrid/>
+                <w:color w:val="A709F5"/>
+                <w:sz w:val="28"/>
+                <w:szCs w:val="28"/>
+                <w:lang w:eastAsia="zh-CN"/>
+              </w:rPr>
+              <w:t>short</w:t>
+            </w:r>
+          </w:p>
+          <w:p>
+            <w:pPr>
+              <w:kinsoku/>
+              <w:autoSpaceDE/>
+              <w:autoSpaceDN/>
+              <w:adjustRightInd/>
+              <w:snapToGrid/>
+              <w:textAlignment w:val="auto"/>
+              <w:rPr>
+                <w:rFonts w:ascii="Consolas" w:eastAsia="宋体" w:hAnsi="Consolas" w:cs="宋体"/>
+                <w:noProof w:val="0"/>
+                <w:snapToGrid/>
+                <w:color w:val="auto"/>
+                <w:sz w:val="28"/>
+                <w:szCs w:val="28"/>
+                <w:lang w:eastAsia="zh-CN"/>
+              </w:rPr>
+            </w:pPr>
+            <w:proofErr w:type="spellStart"/>
+            <w:r>
+              <w:rPr>
+                <w:rFonts w:ascii="Consolas" w:eastAsia="宋体" w:hAnsi="Consolas" w:cs="宋体"/>
+                <w:noProof w:val="0"/>
+                <w:snapToGrid/>
+                <w:color w:val="auto"/>
+                <w:sz w:val="28"/>
+                <w:szCs w:val="28"/>
+                <w:lang w:eastAsia="zh-CN"/>
+              </w:rPr>
+              <w:t>syms</w:t>
+            </w:r>
+            <w:proofErr w:type="spellEnd"/>
+            <w:r>
+              <w:rPr>
+                <w:rFonts w:ascii="Consolas" w:eastAsia="宋体" w:hAnsi="Consolas" w:cs="宋体"/>
+                <w:noProof w:val="0"/>
+                <w:snapToGrid/>
+                <w:color w:val="auto"/>
+                <w:sz w:val="28"/>
+                <w:szCs w:val="28"/>
+                <w:lang w:eastAsia="zh-CN"/>
+              </w:rPr>
+              <w:t xml:space="preserve"> </w:t>
+            </w:r>
+            <w:r>
+              <w:rPr>
+                <w:rFonts w:ascii="Consolas" w:eastAsia="宋体" w:hAnsi="Consolas" w:cs="宋体"/>
+                <w:noProof w:val="0"/>
+                <w:snapToGrid/>
+                <w:color w:val="A709F5"/>
+                <w:sz w:val="28"/>
+                <w:szCs w:val="28"/>
+                <w:lang w:eastAsia="zh-CN"/>
+              </w:rPr>
+              <w:t>L real</w:t>
+            </w:r>
+            <w:r>
+              <w:rPr>
+                <w:rFonts w:ascii="Consolas" w:eastAsia="宋体" w:hAnsi="Consolas" w:cs="宋体"/>
+                <w:noProof w:val="0"/>
+                <w:snapToGrid/>
+                <w:color w:val="auto"/>
+                <w:sz w:val="28"/>
+                <w:szCs w:val="28"/>
+                <w:lang w:eastAsia="zh-CN"/>
+              </w:rPr>
+              <w:t>;</w:t>
+            </w:r>
+          </w:p>
+          <w:p>
+            <w:pPr>
+              <w:kinsoku/>
+              <w:autoSpaceDE/>
+              <w:autoSpaceDN/>
+              <w:adjustRightInd/>
+              <w:snapToGrid/>
+              <w:textAlignment w:val="auto"/>
+              <w:rPr>
+                <w:rFonts w:ascii="Consolas" w:eastAsia="宋体" w:hAnsi="Consolas" w:cs="宋体"/>
+                <w:noProof w:val="0"/>
+                <w:snapToGrid/>
+                <w:color w:val="auto"/>
+                <w:sz w:val="28"/>
+                <w:szCs w:val="28"/>
+                <w:lang w:eastAsia="zh-CN"/>
+              </w:rPr>
+            </w:pPr>
+            <w:proofErr w:type="spellStart"/>
+            <w:r>
+              <w:rPr>
+                <w:rFonts w:ascii="Consolas" w:eastAsia="宋体" w:hAnsi="Consolas" w:cs="宋体"/>
+                <w:noProof w:val="0"/>
+                <w:snapToGrid/>
+                <w:color w:val="auto"/>
+                <w:sz w:val="28"/>
+                <w:szCs w:val="28"/>
+                <w:lang w:eastAsia="zh-CN"/>
+              </w:rPr>
+              <w:t>syms</w:t>
+            </w:r>
+            <w:proofErr w:type="spellEnd"/>
+            <w:r>
+              <w:rPr>
+                <w:rFonts w:ascii="Consolas" w:eastAsia="宋体" w:hAnsi="Consolas" w:cs="宋体"/>
+                <w:noProof w:val="0"/>
+                <w:snapToGrid/>
+                <w:color w:val="auto"/>
+                <w:sz w:val="28"/>
+                <w:szCs w:val="28"/>
+                <w:lang w:eastAsia="zh-CN"/>
+              </w:rPr>
+              <w:t xml:space="preserve"> </w:t>
+            </w:r>
+            <w:r>
+              <w:rPr>
+                <w:rFonts w:ascii="Consolas" w:eastAsia="宋体" w:hAnsi="Consolas" w:cs="宋体"/>
+                <w:noProof w:val="0"/>
+                <w:snapToGrid/>
+                <w:color w:val="A709F5"/>
+                <w:sz w:val="28"/>
+                <w:szCs w:val="28"/>
+                <w:lang w:eastAsia="zh-CN"/>
+              </w:rPr>
+              <w:t>C real</w:t>
+            </w:r>
+            <w:r>
+              <w:rPr>
+                <w:rFonts w:ascii="Consolas" w:eastAsia="宋体" w:hAnsi="Consolas" w:cs="宋体"/>
+                <w:noProof w:val="0"/>
+                <w:snapToGrid/>
+                <w:color w:val="auto"/>
+                <w:sz w:val="28"/>
+                <w:szCs w:val="28"/>
+                <w:lang w:eastAsia="zh-CN"/>
+              </w:rPr>
+              <w:t>;</w:t>
+            </w:r>
+          </w:p>
+          <w:p>
+            <w:pPr>
+              <w:kinsoku/>
+              <w:autoSpaceDE/>
+              <w:autoSpaceDN/>
+              <w:adjustRightInd/>
+              <w:snapToGrid/>
+              <w:textAlignment w:val="auto"/>
+              <w:rPr>
+                <w:rFonts w:ascii="Consolas" w:eastAsia="宋体" w:hAnsi="Consolas" w:cs="宋体"/>
+                <w:noProof w:val="0"/>
+                <w:snapToGrid/>
+                <w:color w:val="auto"/>
+                <w:sz w:val="28"/>
+                <w:szCs w:val="28"/>
+                <w:lang w:eastAsia="zh-CN"/>
+              </w:rPr>
+            </w:pPr>
+            <w:r>
+              <w:rPr>
+                <w:rFonts w:ascii="Consolas" w:eastAsia="宋体" w:hAnsi="Consolas" w:cs="宋体"/>
+                <w:noProof w:val="0"/>
+                <w:snapToGrid/>
+                <w:color w:val="auto"/>
+                <w:sz w:val="28"/>
+                <w:szCs w:val="28"/>
+                <w:lang w:eastAsia="zh-CN"/>
+              </w:rPr>
+              <w:t>w=4*pi*10^9;</w:t>
+            </w:r>
+          </w:p>
+          <w:p>
+            <w:pPr>
+              <w:kinsoku/>
+              <w:autoSpaceDE/>
+              <w:autoSpaceDN/>
+              <w:adjustRightInd/>
+              <w:snapToGrid/>
+              <w:textAlignment w:val="auto"/>
+              <w:rPr>
+                <w:rFonts w:ascii="Consolas" w:eastAsia="宋体" w:hAnsi="Consolas" w:cs="宋体"/>
+                <w:noProof w:val="0"/>
+                <w:snapToGrid/>
+                <w:color w:val="auto"/>
+                <w:sz w:val="28"/>
+                <w:szCs w:val="28"/>
+                <w:lang w:eastAsia="zh-CN"/>
+              </w:rPr>
+            </w:pPr>
+            <w:proofErr w:type="spellStart"/>
+            <w:r>
+              <w:rPr>
+                <w:rFonts w:ascii="Consolas" w:eastAsia="宋体" w:hAnsi="Consolas" w:cs="宋体"/>
+                <w:noProof w:val="0"/>
+                <w:snapToGrid/>
+                <w:color w:val="auto"/>
+                <w:sz w:val="28"/>
+                <w:szCs w:val="28"/>
+                <w:lang w:eastAsia="zh-CN"/>
+              </w:rPr>
+              <w:t>Zt</w:t>
+            </w:r>
+            <w:proofErr w:type="spellEnd"/>
+            <w:r>
+              <w:rPr>
+                <w:rFonts w:ascii="Consolas" w:eastAsia="宋体" w:hAnsi="Consolas" w:cs="宋体"/>
+                <w:noProof w:val="0"/>
+                <w:snapToGrid/>
+                <w:color w:val="auto"/>
+                <w:sz w:val="28"/>
+                <w:szCs w:val="28"/>
+                <w:lang w:eastAsia="zh-CN"/>
+              </w:rPr>
+              <w:t>=150+75j;</w:t>
+            </w:r>
+          </w:p>
+          <w:p>
+            <w:pPr>
+              <w:kinsoku/>
+              <w:autoSpaceDE/>
+              <w:autoSpaceDN/>
+              <w:adjustRightInd/>
+              <w:snapToGrid/>
+              <w:textAlignment w:val="auto"/>
+              <w:rPr>
+                <w:rFonts w:ascii="Consolas" w:eastAsia="宋体" w:hAnsi="Consolas" w:cs="宋体"/>
+                <w:noProof w:val="0"/>
+                <w:snapToGrid/>
+                <w:color w:val="auto"/>
+                <w:sz w:val="28"/>
+                <w:szCs w:val="28"/>
+                <w:lang w:eastAsia="zh-CN"/>
+              </w:rPr>
+            </w:pPr>
+            <w:proofErr w:type="spellStart"/>
+            <w:r>
+              <w:rPr>
+                <w:rFonts w:ascii="Consolas" w:eastAsia="宋体" w:hAnsi="Consolas" w:cs="宋体"/>
+                <w:noProof w:val="0"/>
+                <w:snapToGrid/>
+                <w:color w:val="auto"/>
+                <w:sz w:val="28"/>
+                <w:szCs w:val="28"/>
+                <w:lang w:eastAsia="zh-CN"/>
+              </w:rPr>
+              <w:t>Zm</w:t>
+            </w:r>
+            <w:proofErr w:type="spellEnd"/>
+            <w:r>
+              <w:rPr>
+                <w:rFonts w:ascii="Consolas" w:eastAsia="宋体" w:hAnsi="Consolas" w:cs="宋体"/>
+                <w:noProof w:val="0"/>
+                <w:snapToGrid/>
+                <w:color w:val="auto"/>
+                <w:sz w:val="28"/>
+                <w:szCs w:val="28"/>
+                <w:lang w:eastAsia="zh-CN"/>
+              </w:rPr>
+              <w:t>=</w:t>
+            </w:r>
+            <w:proofErr w:type="spellStart"/>
+            <w:r>
+              <w:rPr>
+                <w:rFonts w:ascii="Consolas" w:eastAsia="宋体" w:hAnsi="Consolas" w:cs="宋体"/>
+                <w:noProof w:val="0"/>
+                <w:snapToGrid/>
+                <w:color w:val="auto"/>
+                <w:sz w:val="28"/>
+                <w:szCs w:val="28"/>
+                <w:lang w:eastAsia="zh-CN"/>
+              </w:rPr>
+              <w:t>Zt</w:t>
+            </w:r>
+            <w:proofErr w:type="spellEnd"/>
+            <w:r>
+              <w:rPr>
+                <w:rFonts w:ascii="Consolas" w:eastAsia="宋体" w:hAnsi="Consolas" w:cs="宋体"/>
+                <w:noProof w:val="0"/>
+                <w:snapToGrid/>
+                <w:color w:val="auto"/>
+                <w:sz w:val="28"/>
+                <w:szCs w:val="28"/>
+                <w:lang w:eastAsia="zh-CN"/>
+              </w:rPr>
+              <w:t>*(1/w*C*j)/(Zt+1/w*C*</w:t>
+            </w:r>
+            <w:proofErr w:type="gramStart"/>
+            <w:r>
+              <w:rPr>
+                <w:rFonts w:ascii="Consolas" w:eastAsia="宋体" w:hAnsi="Consolas" w:cs="宋体"/>
+                <w:noProof w:val="0"/>
+                <w:snapToGrid/>
+                <w:color w:val="auto"/>
+                <w:sz w:val="28"/>
+                <w:szCs w:val="28"/>
+                <w:lang w:eastAsia="zh-CN"/>
+              </w:rPr>
+              <w:t>j)+</w:t>
+            </w:r>
+            <w:proofErr w:type="gramEnd"/>
+            <w:r>
+              <w:rPr>
+                <w:rFonts w:ascii="Consolas" w:eastAsia="宋体" w:hAnsi="Consolas" w:cs="宋体"/>
+                <w:noProof w:val="0"/>
+                <w:snapToGrid/>
+                <w:color w:val="auto"/>
+                <w:sz w:val="28"/>
+                <w:szCs w:val="28"/>
+                <w:lang w:eastAsia="zh-CN"/>
+              </w:rPr>
+              <w:t>w*L*j;</w:t>
+            </w:r>
+          </w:p>
+          <w:p>
+            <w:pPr>
+              <w:kinsoku/>
+              <w:autoSpaceDE/>
+              <w:autoSpaceDN/>
+              <w:adjustRightInd/>
+              <w:snapToGrid/>
+              <w:textAlignment w:val="auto"/>
+              <w:rPr>
+                <w:rFonts w:ascii="Consolas" w:eastAsia="宋体" w:hAnsi="Consolas" w:cs="宋体"/>
+                <w:noProof w:val="0"/>
+                <w:snapToGrid/>
+                <w:color w:val="auto"/>
+                <w:sz w:val="28"/>
+                <w:szCs w:val="28"/>
+                <w:lang w:eastAsia="zh-CN"/>
+              </w:rPr>
+            </w:pPr>
+            <w:r>
+              <w:rPr>
+                <w:rFonts w:ascii="Consolas" w:eastAsia="宋体" w:hAnsi="Consolas" w:cs="宋体"/>
+                <w:noProof w:val="0"/>
+                <w:snapToGrid/>
+                <w:color w:val="auto"/>
+                <w:sz w:val="28"/>
+                <w:szCs w:val="28"/>
+                <w:lang w:eastAsia="zh-CN"/>
+              </w:rPr>
+              <w:t>[</w:t>
+            </w:r>
+            <w:proofErr w:type="spellStart"/>
+            <w:r>
+              <w:rPr>
+                <w:rFonts w:ascii="Consolas" w:eastAsia="宋体" w:hAnsi="Consolas" w:cs="宋体"/>
+                <w:noProof w:val="0"/>
+                <w:snapToGrid/>
+                <w:color w:val="auto"/>
+                <w:sz w:val="28"/>
+                <w:szCs w:val="28"/>
+                <w:lang w:eastAsia="zh-CN"/>
+              </w:rPr>
+              <w:t>res_</w:t>
+            </w:r>
+            <w:proofErr w:type="gramStart"/>
+            <w:r>
+              <w:rPr>
+                <w:rFonts w:ascii="Consolas" w:eastAsia="宋体" w:hAnsi="Consolas" w:cs="宋体"/>
+                <w:noProof w:val="0"/>
+                <w:snapToGrid/>
+                <w:color w:val="auto"/>
+                <w:sz w:val="28"/>
+                <w:szCs w:val="28"/>
+                <w:lang w:eastAsia="zh-CN"/>
+              </w:rPr>
+              <w:t>L,res</w:t>
+            </w:r>
+            <w:proofErr w:type="gramEnd"/>
+            <w:r>
+              <w:rPr>
+                <w:rFonts w:ascii="Consolas" w:eastAsia="宋体" w:hAnsi="Consolas" w:cs="宋体"/>
+                <w:noProof w:val="0"/>
+                <w:snapToGrid/>
+                <w:color w:val="auto"/>
+                <w:sz w:val="28"/>
+                <w:szCs w:val="28"/>
+                <w:lang w:eastAsia="zh-CN"/>
+              </w:rPr>
+              <w:t>_C</w:t>
+            </w:r>
+            <w:proofErr w:type="spellEnd"/>
+            <w:r>
+              <w:rPr>
+                <w:rFonts w:ascii="Consolas" w:eastAsia="宋体" w:hAnsi="Consolas" w:cs="宋体"/>
+                <w:noProof w:val="0"/>
+                <w:snapToGrid/>
+                <w:color w:val="auto"/>
+                <w:sz w:val="28"/>
+                <w:szCs w:val="28"/>
+                <w:lang w:eastAsia="zh-CN"/>
+              </w:rPr>
+              <w:t>]=solve(</w:t>
+            </w:r>
+            <w:proofErr w:type="spellStart"/>
+            <w:r>
+              <w:rPr>
+                <w:rFonts w:ascii="Consolas" w:eastAsia="宋体" w:hAnsi="Consolas" w:cs="宋体"/>
+                <w:noProof w:val="0"/>
+                <w:snapToGrid/>
+                <w:color w:val="auto"/>
+                <w:sz w:val="28"/>
+                <w:szCs w:val="28"/>
+                <w:lang w:eastAsia="zh-CN"/>
+              </w:rPr>
+              <w:t>Zm</w:t>
+            </w:r>
+            <w:proofErr w:type="spellEnd"/>
+            <w:r>
+              <w:rPr>
+                <w:rFonts w:ascii="Consolas" w:eastAsia="宋体" w:hAnsi="Consolas" w:cs="宋体"/>
+                <w:noProof w:val="0"/>
+                <w:snapToGrid/>
+                <w:color w:val="auto"/>
+                <w:sz w:val="28"/>
+                <w:szCs w:val="28"/>
+                <w:lang w:eastAsia="zh-CN"/>
+              </w:rPr>
+              <w:t>==75-15j,[L,C]);</w:t>
+            </w:r>
+          </w:p>
+          <w:p>
+            <w:pPr>
+              <w:kinsoku/>
+              <w:autoSpaceDE/>
+              <w:autoSpaceDN/>
+              <w:adjustRightInd/>
+              <w:snapToGrid/>
+              <w:textAlignment w:val="auto"/>
+              <w:rPr>
+                <w:rFonts w:ascii="Consolas" w:eastAsia="宋体" w:hAnsi="Consolas" w:cs="宋体"/>
+                <w:noProof w:val="0"/>
+                <w:snapToGrid/>
+                <w:color w:val="auto"/>
+                <w:sz w:val="28"/>
+                <w:szCs w:val="28"/>
+                <w:lang w:eastAsia="zh-CN"/>
+              </w:rPr>
+            </w:pPr>
+            <w:proofErr w:type="spellStart"/>
+            <w:r>
+              <w:rPr>
+                <w:rFonts w:ascii="Consolas" w:eastAsia="宋体" w:hAnsi="Consolas" w:cs="宋体"/>
+                <w:noProof w:val="0"/>
+                <w:snapToGrid/>
+                <w:color w:val="auto"/>
+                <w:sz w:val="28"/>
+                <w:szCs w:val="28"/>
+                <w:lang w:eastAsia="zh-CN"/>
+              </w:rPr>
+              <w:t>res_L</w:t>
+            </w:r>
+            <w:proofErr w:type="spellEnd"/>
+            <w:r>
+              <w:rPr>
+                <w:rFonts w:ascii="Consolas" w:eastAsia="宋体" w:hAnsi="Consolas" w:cs="宋体"/>
+                <w:noProof w:val="0"/>
+                <w:snapToGrid/>
+                <w:color w:val="auto"/>
+                <w:sz w:val="28"/>
+                <w:szCs w:val="28"/>
+                <w:lang w:eastAsia="zh-CN"/>
+              </w:rPr>
+              <w:t>=eval(</w:t>
+            </w:r>
+            <w:proofErr w:type="spellStart"/>
+            <w:r>
+              <w:rPr>
+                <w:rFonts w:ascii="Consolas" w:eastAsia="宋体" w:hAnsi="Consolas" w:cs="宋体"/>
+                <w:noProof w:val="0"/>
+                <w:snapToGrid/>
+                <w:color w:val="auto"/>
+                <w:sz w:val="28"/>
+                <w:szCs w:val="28"/>
+                <w:lang w:eastAsia="zh-CN"/>
+              </w:rPr>
+              <w:t>res_L</w:t>
+            </w:r>
+            <w:proofErr w:type="spellEnd"/>
+            <w:r>
+              <w:rPr>
+                <w:rFonts w:ascii="Consolas" w:eastAsia="宋体" w:hAnsi="Consolas" w:cs="宋体"/>
+                <w:noProof w:val="0"/>
+                <w:snapToGrid/>
+                <w:color w:val="auto"/>
+                <w:sz w:val="28"/>
+                <w:szCs w:val="28"/>
+                <w:lang w:eastAsia="zh-CN"/>
+              </w:rPr>
+              <w:t>.*10^9);</w:t>
+            </w:r>
+          </w:p>
+          <w:p>
+            <w:pPr>
+              <w:kinsoku/>
+              <w:autoSpaceDE/>
+              <w:autoSpaceDN/>
+              <w:adjustRightInd/>
+              <w:snapToGrid/>
+              <w:textAlignment w:val="auto"/>
+              <w:rPr>
+                <w:rFonts w:ascii="Consolas" w:eastAsia="宋体" w:hAnsi="Consolas" w:cs="宋体"/>
+                <w:noProof w:val="0"/>
+                <w:snapToGrid/>
+                <w:color w:val="auto"/>
+                <w:sz w:val="28"/>
+                <w:szCs w:val="28"/>
+                <w:lang w:eastAsia="zh-CN"/>
+              </w:rPr>
+            </w:pPr>
+            <w:proofErr w:type="spellStart"/>
+            <w:r>
+              <w:rPr>
+                <w:rFonts w:ascii="Consolas" w:eastAsia="宋体" w:hAnsi="Consolas" w:cs="宋体"/>
+                <w:noProof w:val="0"/>
+                <w:snapToGrid/>
+                <w:color w:val="auto"/>
+                <w:sz w:val="28"/>
+                <w:szCs w:val="28"/>
+                <w:lang w:eastAsia="zh-CN"/>
+              </w:rPr>
+              <w:t>res_C</w:t>
+            </w:r>
+            <w:proofErr w:type="spellEnd"/>
+            <w:r>
+              <w:rPr>
+                <w:rFonts w:ascii="Consolas" w:eastAsia="宋体" w:hAnsi="Consolas" w:cs="宋体"/>
+                <w:noProof w:val="0"/>
+                <w:snapToGrid/>
+                <w:color w:val="auto"/>
+                <w:sz w:val="28"/>
+                <w:szCs w:val="28"/>
+                <w:lang w:eastAsia="zh-CN"/>
+              </w:rPr>
+              <w:t>=eval(</w:t>
+            </w:r>
+            <w:proofErr w:type="spellStart"/>
+            <w:r>
+              <w:rPr>
+                <w:rFonts w:ascii="Consolas" w:eastAsia="宋体" w:hAnsi="Consolas" w:cs="宋体"/>
+                <w:noProof w:val="0"/>
+                <w:snapToGrid/>
+                <w:color w:val="auto"/>
+                <w:sz w:val="28"/>
+                <w:szCs w:val="28"/>
+                <w:lang w:eastAsia="zh-CN"/>
+              </w:rPr>
+              <w:t>res_C</w:t>
+            </w:r>
+            <w:proofErr w:type="spellEnd"/>
+            <w:r>
+              <w:rPr>
+                <w:rFonts w:ascii="Consolas" w:eastAsia="宋体" w:hAnsi="Consolas" w:cs="宋体"/>
+                <w:noProof w:val="0"/>
+                <w:snapToGrid/>
+                <w:color w:val="auto"/>
+                <w:sz w:val="28"/>
+                <w:szCs w:val="28"/>
+                <w:lang w:eastAsia="zh-CN"/>
+              </w:rPr>
+              <w:t>.*10^-12);</w:t>
+            </w:r>
+          </w:p>
+          <w:p>
+            <w:pPr>
+              <w:kinsoku/>
+              <w:autoSpaceDE/>
+              <w:autoSpaceDN/>
+              <w:adjustRightInd/>
+              <w:snapToGrid/>
+              <w:textAlignment w:val="auto"/>
+              <w:rPr>
+                <w:rFonts w:ascii="Consolas" w:eastAsia="宋体" w:hAnsi="Consolas" w:cs="宋体"/>
+                <w:noProof w:val="0"/>
+                <w:snapToGrid/>
+                <w:color w:val="auto"/>
+                <w:sz w:val="28"/>
+                <w:szCs w:val="28"/>
+                <w:lang w:eastAsia="zh-CN"/>
+              </w:rPr>
+            </w:pPr>
+            <w:proofErr w:type="spellStart"/>
+            <w:r>
+              <w:rPr>
+                <w:rFonts w:ascii="Consolas" w:eastAsia="宋体" w:hAnsi="Consolas" w:cs="宋体"/>
+                <w:noProof w:val="0"/>
+                <w:snapToGrid/>
+                <w:color w:val="auto"/>
+                <w:sz w:val="28"/>
+                <w:szCs w:val="28"/>
+                <w:lang w:eastAsia="zh-CN"/>
+              </w:rPr>
+              <w:lastRenderedPageBreak/>
+              <w:t>res_L</w:t>
+            </w:r>
+            <w:proofErr w:type="spellEnd"/>
+            <w:r>
+              <w:rPr>
+                <w:rFonts w:ascii="Consolas" w:eastAsia="宋体" w:hAnsi="Consolas" w:cs="宋体"/>
+                <w:noProof w:val="0"/>
+                <w:snapToGrid/>
+                <w:color w:val="auto"/>
+                <w:sz w:val="28"/>
+                <w:szCs w:val="28"/>
+                <w:lang w:eastAsia="zh-CN"/>
+              </w:rPr>
+              <w:t>=</w:t>
+            </w:r>
+            <w:proofErr w:type="spellStart"/>
+            <w:r>
+              <w:rPr>
+                <w:rFonts w:ascii="Consolas" w:eastAsia="宋体" w:hAnsi="Consolas" w:cs="宋体"/>
+                <w:noProof w:val="0"/>
+                <w:snapToGrid/>
+                <w:color w:val="auto"/>
+                <w:sz w:val="28"/>
+                <w:szCs w:val="28"/>
+                <w:lang w:eastAsia="zh-CN"/>
+              </w:rPr>
+              <w:t>res_L</w:t>
+            </w:r>
+            <w:proofErr w:type="spellEnd"/>
+            <w:r>
+              <w:rPr>
+                <w:rFonts w:ascii="Consolas" w:eastAsia="宋体" w:hAnsi="Consolas" w:cs="宋体"/>
+                <w:noProof w:val="0"/>
+                <w:snapToGrid/>
+                <w:color w:val="auto"/>
+                <w:sz w:val="28"/>
+                <w:szCs w:val="28"/>
+                <w:lang w:eastAsia="zh-CN"/>
+              </w:rPr>
+              <w:t>(</w:t>
+            </w:r>
+            <w:proofErr w:type="spellStart"/>
+            <w:r>
+              <w:rPr>
+                <w:rFonts w:ascii="Consolas" w:eastAsia="宋体" w:hAnsi="Consolas" w:cs="宋体"/>
+                <w:noProof w:val="0"/>
+                <w:snapToGrid/>
+                <w:color w:val="auto"/>
+                <w:sz w:val="28"/>
+                <w:szCs w:val="28"/>
+                <w:lang w:eastAsia="zh-CN"/>
+              </w:rPr>
+              <w:t>res_L</w:t>
+            </w:r>
+            <w:proofErr w:type="spellEnd"/>
+            <w:r>
+              <w:rPr>
+                <w:rFonts w:ascii="Consolas" w:eastAsia="宋体" w:hAnsi="Consolas" w:cs="宋体"/>
+                <w:noProof w:val="0"/>
+                <w:snapToGrid/>
+                <w:color w:val="auto"/>
+                <w:sz w:val="28"/>
+                <w:szCs w:val="28"/>
+                <w:lang w:eastAsia="zh-CN"/>
+              </w:rPr>
+              <w:t>&gt;0);</w:t>
+            </w:r>
+          </w:p>
+          <w:p>
+            <w:pPr>
+              <w:kinsoku/>
+              <w:autoSpaceDE/>
+              <w:autoSpaceDN/>
+              <w:adjustRightInd/>
+              <w:snapToGrid/>
+              <w:textAlignment w:val="auto"/>
+              <w:rPr>
+                <w:rFonts w:ascii="Consolas" w:eastAsia="宋体" w:hAnsi="Consolas" w:cs="宋体"/>
+                <w:noProof w:val="0"/>
+                <w:snapToGrid/>
+                <w:color w:val="auto"/>
+                <w:sz w:val="28"/>
+                <w:szCs w:val="28"/>
+                <w:lang w:eastAsia="zh-CN"/>
+              </w:rPr>
+            </w:pPr>
+            <w:proofErr w:type="spellStart"/>
+            <w:r>
+              <w:rPr>
+                <w:rFonts w:ascii="Consolas" w:eastAsia="宋体" w:hAnsi="Consolas" w:cs="宋体"/>
+                <w:noProof w:val="0"/>
+                <w:snapToGrid/>
+                <w:color w:val="auto"/>
+                <w:sz w:val="28"/>
+                <w:szCs w:val="28"/>
+                <w:lang w:eastAsia="zh-CN"/>
+              </w:rPr>
+              <w:t>res_C</w:t>
+            </w:r>
+            <w:proofErr w:type="spellEnd"/>
+            <w:r>
+              <w:rPr>
+                <w:rFonts w:ascii="Consolas" w:eastAsia="宋体" w:hAnsi="Consolas" w:cs="宋体"/>
+                <w:noProof w:val="0"/>
+                <w:snapToGrid/>
+                <w:color w:val="auto"/>
+                <w:sz w:val="28"/>
+                <w:szCs w:val="28"/>
+                <w:lang w:eastAsia="zh-CN"/>
+              </w:rPr>
+              <w:t>=</w:t>
+            </w:r>
+            <w:proofErr w:type="spellStart"/>
+            <w:r>
+              <w:rPr>
+                <w:rFonts w:ascii="Consolas" w:eastAsia="宋体" w:hAnsi="Consolas" w:cs="宋体"/>
+                <w:noProof w:val="0"/>
+                <w:snapToGrid/>
+                <w:color w:val="auto"/>
+                <w:sz w:val="28"/>
+                <w:szCs w:val="28"/>
+                <w:lang w:eastAsia="zh-CN"/>
+              </w:rPr>
+              <w:t>res_C</w:t>
+            </w:r>
+            <w:proofErr w:type="spellEnd"/>
+            <w:r>
+              <w:rPr>
+                <w:rFonts w:ascii="Consolas" w:eastAsia="宋体" w:hAnsi="Consolas" w:cs="宋体"/>
+                <w:noProof w:val="0"/>
+                <w:snapToGrid/>
+                <w:color w:val="auto"/>
+                <w:sz w:val="28"/>
+                <w:szCs w:val="28"/>
+                <w:lang w:eastAsia="zh-CN"/>
+              </w:rPr>
+              <w:t>(</w:t>
+            </w:r>
+            <w:proofErr w:type="spellStart"/>
+            <w:r>
+              <w:rPr>
+                <w:rFonts w:ascii="Consolas" w:eastAsia="宋体" w:hAnsi="Consolas" w:cs="宋体"/>
+                <w:noProof w:val="0"/>
+                <w:snapToGrid/>
+                <w:color w:val="auto"/>
+                <w:sz w:val="28"/>
+                <w:szCs w:val="28"/>
+                <w:lang w:eastAsia="zh-CN"/>
+              </w:rPr>
+              <w:t>res_C</w:t>
+            </w:r>
+            <w:proofErr w:type="spellEnd"/>
+            <w:r>
+              <w:rPr>
+                <w:rFonts w:ascii="Consolas" w:eastAsia="宋体" w:hAnsi="Consolas" w:cs="宋体"/>
+                <w:noProof w:val="0"/>
+                <w:snapToGrid/>
+                <w:color w:val="auto"/>
+                <w:sz w:val="28"/>
+                <w:szCs w:val="28"/>
+                <w:lang w:eastAsia="zh-CN"/>
+              </w:rPr>
+              <w:t>&gt;0);</w:t>
+            </w:r>
+          </w:p>
           <w:p/>
         </w:tc>
         <w:tc>
@@ -8249,6 +11089,561 @@
           <w:tcPr>
             <w:tcW w:w="4150" w:type="dxa"/>
           </w:tcPr>
+          <w:p>
+            <w:pPr>
+              <w:kinsoku/>
+              <w:autoSpaceDE/>
+              <w:autoSpaceDN/>
+              <w:adjustRightInd/>
+              <w:snapToGrid/>
+              <w:textAlignment w:val="auto"/>
+              <w:rPr>
+                <w:rFonts w:ascii="Consolas" w:eastAsia="宋体" w:hAnsi="Consolas" w:cs="宋体"/>
+                <w:noProof w:val="0"/>
+                <w:snapToGrid/>
+                <w:color w:val="auto"/>
+                <w:sz w:val="28"/>
+                <w:szCs w:val="28"/>
+                <w:lang w:eastAsia="zh-CN"/>
+              </w:rPr>
+            </w:pPr>
+            <w:r>
+              <w:rPr>
+                <w:rFonts w:ascii="Consolas" w:eastAsia="宋体" w:hAnsi="Consolas" w:cs="宋体"/>
+                <w:noProof w:val="0"/>
+                <w:snapToGrid/>
+                <w:color w:val="auto"/>
+                <w:sz w:val="28"/>
+                <w:szCs w:val="28"/>
+                <w:lang w:eastAsia="zh-CN"/>
+              </w:rPr>
+              <w:t>Zr</w:t>
+            </w:r>
+            <w:proofErr w:type="gramStart"/>
+            <w:r>
+              <w:rPr>
+                <w:rFonts w:ascii="Consolas" w:eastAsia="宋体" w:hAnsi="Consolas" w:cs="宋体"/>
+                <w:noProof w:val="0"/>
+                <w:snapToGrid/>
+                <w:color w:val="auto"/>
+                <w:sz w:val="28"/>
+                <w:szCs w:val="28"/>
+                <w:lang w:eastAsia="zh-CN"/>
+              </w:rPr>
+              <w:t>=[</w:t>
+            </w:r>
+            <w:proofErr w:type="gramEnd"/>
+            <w:r>
+              <w:rPr>
+                <w:rFonts w:ascii="Consolas" w:eastAsia="宋体" w:hAnsi="Consolas" w:cs="宋体"/>
+                <w:noProof w:val="0"/>
+                <w:snapToGrid/>
+                <w:color w:val="auto"/>
+                <w:sz w:val="28"/>
+                <w:szCs w:val="28"/>
+                <w:lang w:eastAsia="zh-CN"/>
+              </w:rPr>
+              <w:t>2 2];</w:t>
+            </w:r>
+          </w:p>
+          <w:p>
+            <w:pPr>
+              <w:kinsoku/>
+              <w:autoSpaceDE/>
+              <w:autoSpaceDN/>
+              <w:adjustRightInd/>
+              <w:snapToGrid/>
+              <w:textAlignment w:val="auto"/>
+              <w:rPr>
+                <w:rFonts w:ascii="Consolas" w:eastAsia="宋体" w:hAnsi="Consolas" w:cs="宋体"/>
+                <w:noProof w:val="0"/>
+                <w:snapToGrid/>
+                <w:color w:val="auto"/>
+                <w:sz w:val="28"/>
+                <w:szCs w:val="28"/>
+                <w:lang w:eastAsia="zh-CN"/>
+              </w:rPr>
+            </w:pPr>
+            <w:r>
+              <w:rPr>
+                <w:rFonts w:ascii="Consolas" w:eastAsia="宋体" w:hAnsi="Consolas" w:cs="宋体"/>
+                <w:noProof w:val="0"/>
+                <w:snapToGrid/>
+                <w:color w:val="auto"/>
+                <w:sz w:val="28"/>
+                <w:szCs w:val="28"/>
+                <w:lang w:eastAsia="zh-CN"/>
+              </w:rPr>
+              <w:t>Pk</w:t>
+            </w:r>
+            <w:proofErr w:type="gramStart"/>
+            <w:r>
+              <w:rPr>
+                <w:rFonts w:ascii="Consolas" w:eastAsia="宋体" w:hAnsi="Consolas" w:cs="宋体"/>
+                <w:noProof w:val="0"/>
+                <w:snapToGrid/>
+                <w:color w:val="auto"/>
+                <w:sz w:val="28"/>
+                <w:szCs w:val="28"/>
+                <w:lang w:eastAsia="zh-CN"/>
+              </w:rPr>
+              <w:t>=[</w:t>
+            </w:r>
+            <w:proofErr w:type="gramEnd"/>
+            <w:r>
+              <w:rPr>
+                <w:rFonts w:ascii="Consolas" w:eastAsia="宋体" w:hAnsi="Consolas" w:cs="宋体"/>
+                <w:noProof w:val="0"/>
+                <w:snapToGrid/>
+                <w:color w:val="auto"/>
+                <w:sz w:val="28"/>
+                <w:szCs w:val="28"/>
+                <w:lang w:eastAsia="zh-CN"/>
+              </w:rPr>
+              <w:t>0 0];</w:t>
+            </w:r>
+          </w:p>
+          <w:p>
+            <w:pPr>
+              <w:kinsoku/>
+              <w:autoSpaceDE/>
+              <w:autoSpaceDN/>
+              <w:adjustRightInd/>
+              <w:snapToGrid/>
+              <w:textAlignment w:val="auto"/>
+              <w:rPr>
+                <w:rFonts w:ascii="Consolas" w:eastAsia="宋体" w:hAnsi="Consolas" w:cs="宋体"/>
+                <w:noProof w:val="0"/>
+                <w:snapToGrid/>
+                <w:color w:val="auto"/>
+                <w:sz w:val="28"/>
+                <w:szCs w:val="28"/>
+                <w:lang w:eastAsia="zh-CN"/>
+              </w:rPr>
+            </w:pPr>
+            <w:r>
+              <w:rPr>
+                <w:rFonts w:ascii="Consolas" w:eastAsia="宋体" w:hAnsi="Consolas" w:cs="宋体"/>
+                <w:noProof w:val="0"/>
+                <w:snapToGrid/>
+                <w:color w:val="auto"/>
+                <w:sz w:val="28"/>
+                <w:szCs w:val="28"/>
+                <w:lang w:eastAsia="zh-CN"/>
+              </w:rPr>
+              <w:t>w=</w:t>
+            </w:r>
+            <w:proofErr w:type="spellStart"/>
+            <w:r>
+              <w:rPr>
+                <w:rFonts w:ascii="Consolas" w:eastAsia="宋体" w:hAnsi="Consolas" w:cs="宋体"/>
+                <w:noProof w:val="0"/>
+                <w:snapToGrid/>
+                <w:color w:val="auto"/>
+                <w:sz w:val="28"/>
+                <w:szCs w:val="28"/>
+                <w:lang w:eastAsia="zh-CN"/>
+              </w:rPr>
+              <w:t>linspace</w:t>
+            </w:r>
+            <w:proofErr w:type="spellEnd"/>
+            <w:r>
+              <w:rPr>
+                <w:rFonts w:ascii="Consolas" w:eastAsia="宋体" w:hAnsi="Consolas" w:cs="宋体"/>
+                <w:noProof w:val="0"/>
+                <w:snapToGrid/>
+                <w:color w:val="auto"/>
+                <w:sz w:val="28"/>
+                <w:szCs w:val="28"/>
+                <w:lang w:eastAsia="zh-CN"/>
+              </w:rPr>
+              <w:t>(0,2*pi,2000);</w:t>
+            </w:r>
+          </w:p>
+          <w:p>
+            <w:pPr>
+              <w:kinsoku/>
+              <w:autoSpaceDE/>
+              <w:autoSpaceDN/>
+              <w:adjustRightInd/>
+              <w:snapToGrid/>
+              <w:textAlignment w:val="auto"/>
+              <w:rPr>
+                <w:rFonts w:ascii="Consolas" w:eastAsia="宋体" w:hAnsi="Consolas" w:cs="宋体"/>
+                <w:noProof w:val="0"/>
+                <w:snapToGrid/>
+                <w:color w:val="auto"/>
+                <w:sz w:val="28"/>
+                <w:szCs w:val="28"/>
+                <w:lang w:eastAsia="zh-CN"/>
+              </w:rPr>
+            </w:pPr>
+            <w:r>
+              <w:rPr>
+                <w:rFonts w:ascii="Consolas" w:eastAsia="宋体" w:hAnsi="Consolas" w:cs="宋体"/>
+                <w:noProof w:val="0"/>
+                <w:snapToGrid/>
+                <w:color w:val="auto"/>
+                <w:sz w:val="28"/>
+                <w:szCs w:val="28"/>
+                <w:lang w:eastAsia="zh-CN"/>
+              </w:rPr>
+              <w:t>H=abs(exp(1i*w)-2</w:t>
+            </w:r>
+            <w:proofErr w:type="gramStart"/>
+            <w:r>
+              <w:rPr>
+                <w:rFonts w:ascii="Consolas" w:eastAsia="宋体" w:hAnsi="Consolas" w:cs="宋体"/>
+                <w:noProof w:val="0"/>
+                <w:snapToGrid/>
+                <w:color w:val="auto"/>
+                <w:sz w:val="28"/>
+                <w:szCs w:val="28"/>
+                <w:lang w:eastAsia="zh-CN"/>
+              </w:rPr>
+              <w:t>).*</w:t>
+            </w:r>
+            <w:proofErr w:type="gramEnd"/>
+            <w:r>
+              <w:rPr>
+                <w:rFonts w:ascii="Consolas" w:eastAsia="宋体" w:hAnsi="Consolas" w:cs="宋体"/>
+                <w:noProof w:val="0"/>
+                <w:snapToGrid/>
+                <w:color w:val="auto"/>
+                <w:sz w:val="28"/>
+                <w:szCs w:val="28"/>
+                <w:lang w:eastAsia="zh-CN"/>
+              </w:rPr>
+              <w:t>abs(exp(1i*w)-2)./abs(exp(1i*w))./abs(exp(j*w));</w:t>
+            </w:r>
+          </w:p>
+          <w:p>
+            <w:pPr>
+              <w:kinsoku/>
+              <w:autoSpaceDE/>
+              <w:autoSpaceDN/>
+              <w:adjustRightInd/>
+              <w:snapToGrid/>
+              <w:textAlignment w:val="auto"/>
+              <w:rPr>
+                <w:rFonts w:ascii="Consolas" w:eastAsia="宋体" w:hAnsi="Consolas" w:cs="宋体"/>
+                <w:noProof w:val="0"/>
+                <w:snapToGrid/>
+                <w:color w:val="auto"/>
+                <w:sz w:val="28"/>
+                <w:szCs w:val="28"/>
+                <w:lang w:eastAsia="zh-CN"/>
+              </w:rPr>
+            </w:pPr>
+            <w:r>
+              <w:rPr>
+                <w:rFonts w:ascii="Consolas" w:eastAsia="宋体" w:hAnsi="Consolas" w:cs="宋体"/>
+                <w:noProof w:val="0"/>
+                <w:snapToGrid/>
+                <w:color w:val="auto"/>
+                <w:sz w:val="28"/>
+                <w:szCs w:val="28"/>
+                <w:lang w:eastAsia="zh-CN"/>
+              </w:rPr>
+              <w:t>theta=angle(exp(1i*w)-</w:t>
+            </w:r>
+            <w:proofErr w:type="gramStart"/>
+            <w:r>
+              <w:rPr>
+                <w:rFonts w:ascii="Consolas" w:eastAsia="宋体" w:hAnsi="Consolas" w:cs="宋体"/>
+                <w:noProof w:val="0"/>
+                <w:snapToGrid/>
+                <w:color w:val="auto"/>
+                <w:sz w:val="28"/>
+                <w:szCs w:val="28"/>
+                <w:lang w:eastAsia="zh-CN"/>
+              </w:rPr>
+              <w:t>2)*</w:t>
+            </w:r>
+            <w:proofErr w:type="gramEnd"/>
+            <w:r>
+              <w:rPr>
+                <w:rFonts w:ascii="Consolas" w:eastAsia="宋体" w:hAnsi="Consolas" w:cs="宋体"/>
+                <w:noProof w:val="0"/>
+                <w:snapToGrid/>
+                <w:color w:val="auto"/>
+                <w:sz w:val="28"/>
+                <w:szCs w:val="28"/>
+                <w:lang w:eastAsia="zh-CN"/>
+              </w:rPr>
+              <w:t>2-angle(exp(1i*w))*2;</w:t>
+            </w:r>
+          </w:p>
+          <w:p>
+            <w:pPr>
+              <w:kinsoku/>
+              <w:autoSpaceDE/>
+              <w:autoSpaceDN/>
+              <w:adjustRightInd/>
+              <w:snapToGrid/>
+              <w:textAlignment w:val="auto"/>
+              <w:rPr>
+                <w:rFonts w:ascii="Consolas" w:eastAsia="宋体" w:hAnsi="Consolas" w:cs="宋体"/>
+                <w:noProof w:val="0"/>
+                <w:snapToGrid/>
+                <w:color w:val="auto"/>
+                <w:sz w:val="28"/>
+                <w:szCs w:val="28"/>
+                <w:lang w:eastAsia="zh-CN"/>
+              </w:rPr>
+            </w:pPr>
+            <w:r>
+              <w:rPr>
+                <w:rFonts w:ascii="Consolas" w:eastAsia="宋体" w:hAnsi="Consolas" w:cs="宋体"/>
+                <w:noProof w:val="0"/>
+                <w:snapToGrid/>
+                <w:color w:val="auto"/>
+                <w:sz w:val="28"/>
+                <w:szCs w:val="28"/>
+                <w:lang w:eastAsia="zh-CN"/>
+              </w:rPr>
+              <w:t>theta=mod(theta,2*pi);</w:t>
+            </w:r>
+          </w:p>
+          <w:p>
+            <w:pPr>
+              <w:kinsoku/>
+              <w:autoSpaceDE/>
+              <w:autoSpaceDN/>
+              <w:adjustRightInd/>
+              <w:snapToGrid/>
+              <w:textAlignment w:val="auto"/>
+              <w:rPr>
+                <w:rFonts w:ascii="Consolas" w:eastAsia="宋体" w:hAnsi="Consolas" w:cs="宋体"/>
+                <w:noProof w:val="0"/>
+                <w:snapToGrid/>
+                <w:color w:val="auto"/>
+                <w:sz w:val="28"/>
+                <w:szCs w:val="28"/>
+                <w:lang w:eastAsia="zh-CN"/>
+              </w:rPr>
+            </w:pPr>
+            <w:proofErr w:type="gramStart"/>
+            <w:r>
+              <w:rPr>
+                <w:rFonts w:ascii="Consolas" w:eastAsia="宋体" w:hAnsi="Consolas" w:cs="宋体"/>
+                <w:noProof w:val="0"/>
+                <w:snapToGrid/>
+                <w:color w:val="auto"/>
+                <w:sz w:val="28"/>
+                <w:szCs w:val="28"/>
+                <w:lang w:eastAsia="zh-CN"/>
+              </w:rPr>
+              <w:t>subplot(</w:t>
+            </w:r>
+            <w:proofErr w:type="gramEnd"/>
+            <w:r>
+              <w:rPr>
+                <w:rFonts w:ascii="Consolas" w:eastAsia="宋体" w:hAnsi="Consolas" w:cs="宋体"/>
+                <w:noProof w:val="0"/>
+                <w:snapToGrid/>
+                <w:color w:val="auto"/>
+                <w:sz w:val="28"/>
+                <w:szCs w:val="28"/>
+                <w:lang w:eastAsia="zh-CN"/>
+              </w:rPr>
+              <w:t>2,2,1);</w:t>
+            </w:r>
+          </w:p>
+          <w:p>
+            <w:pPr>
+              <w:kinsoku/>
+              <w:autoSpaceDE/>
+              <w:autoSpaceDN/>
+              <w:adjustRightInd/>
+              <w:snapToGrid/>
+              <w:textAlignment w:val="auto"/>
+              <w:rPr>
+                <w:rFonts w:ascii="Consolas" w:eastAsia="宋体" w:hAnsi="Consolas" w:cs="宋体"/>
+                <w:noProof w:val="0"/>
+                <w:snapToGrid/>
+                <w:color w:val="auto"/>
+                <w:sz w:val="28"/>
+                <w:szCs w:val="28"/>
+                <w:lang w:eastAsia="zh-CN"/>
+              </w:rPr>
+            </w:pPr>
+            <w:r>
+              <w:rPr>
+                <w:rFonts w:ascii="Consolas" w:eastAsia="宋体" w:hAnsi="Consolas" w:cs="宋体"/>
+                <w:noProof w:val="0"/>
+                <w:snapToGrid/>
+                <w:color w:val="auto"/>
+                <w:sz w:val="28"/>
+                <w:szCs w:val="28"/>
+                <w:lang w:eastAsia="zh-CN"/>
+              </w:rPr>
+              <w:t>plot(</w:t>
+            </w:r>
+            <w:proofErr w:type="spellStart"/>
+            <w:proofErr w:type="gramStart"/>
+            <w:r>
+              <w:rPr>
+                <w:rFonts w:ascii="Consolas" w:eastAsia="宋体" w:hAnsi="Consolas" w:cs="宋体"/>
+                <w:noProof w:val="0"/>
+                <w:snapToGrid/>
+                <w:color w:val="auto"/>
+                <w:sz w:val="28"/>
+                <w:szCs w:val="28"/>
+                <w:lang w:eastAsia="zh-CN"/>
+              </w:rPr>
+              <w:t>w,H</w:t>
+            </w:r>
+            <w:proofErr w:type="spellEnd"/>
+            <w:proofErr w:type="gramEnd"/>
+            <w:r>
+              <w:rPr>
+                <w:rFonts w:ascii="Consolas" w:eastAsia="宋体" w:hAnsi="Consolas" w:cs="宋体"/>
+                <w:noProof w:val="0"/>
+                <w:snapToGrid/>
+                <w:color w:val="auto"/>
+                <w:sz w:val="28"/>
+                <w:szCs w:val="28"/>
+                <w:lang w:eastAsia="zh-CN"/>
+              </w:rPr>
+              <w:t>);</w:t>
+            </w:r>
+          </w:p>
+          <w:p>
+            <w:pPr>
+              <w:kinsoku/>
+              <w:autoSpaceDE/>
+              <w:autoSpaceDN/>
+              <w:adjustRightInd/>
+              <w:snapToGrid/>
+              <w:textAlignment w:val="auto"/>
+              <w:rPr>
+                <w:rFonts w:ascii="Consolas" w:eastAsia="宋体" w:hAnsi="Consolas" w:cs="宋体"/>
+                <w:noProof w:val="0"/>
+                <w:snapToGrid/>
+                <w:color w:val="auto"/>
+                <w:sz w:val="28"/>
+                <w:szCs w:val="28"/>
+                <w:lang w:eastAsia="zh-CN"/>
+              </w:rPr>
+            </w:pPr>
+            <w:proofErr w:type="gramStart"/>
+            <w:r>
+              <w:rPr>
+                <w:rFonts w:ascii="Consolas" w:eastAsia="宋体" w:hAnsi="Consolas" w:cs="宋体"/>
+                <w:noProof w:val="0"/>
+                <w:snapToGrid/>
+                <w:color w:val="auto"/>
+                <w:sz w:val="28"/>
+                <w:szCs w:val="28"/>
+                <w:lang w:eastAsia="zh-CN"/>
+              </w:rPr>
+              <w:t>subplot(</w:t>
+            </w:r>
+            <w:proofErr w:type="gramEnd"/>
+            <w:r>
+              <w:rPr>
+                <w:rFonts w:ascii="Consolas" w:eastAsia="宋体" w:hAnsi="Consolas" w:cs="宋体"/>
+                <w:noProof w:val="0"/>
+                <w:snapToGrid/>
+                <w:color w:val="auto"/>
+                <w:sz w:val="28"/>
+                <w:szCs w:val="28"/>
+                <w:lang w:eastAsia="zh-CN"/>
+              </w:rPr>
+              <w:t>2,2,2);</w:t>
+            </w:r>
+          </w:p>
+          <w:p>
+            <w:pPr>
+              <w:kinsoku/>
+              <w:autoSpaceDE/>
+              <w:autoSpaceDN/>
+              <w:adjustRightInd/>
+              <w:snapToGrid/>
+              <w:textAlignment w:val="auto"/>
+              <w:rPr>
+                <w:rFonts w:ascii="Consolas" w:eastAsia="宋体" w:hAnsi="Consolas" w:cs="宋体"/>
+                <w:noProof w:val="0"/>
+                <w:snapToGrid/>
+                <w:color w:val="auto"/>
+                <w:sz w:val="28"/>
+                <w:szCs w:val="28"/>
+                <w:lang w:eastAsia="zh-CN"/>
+              </w:rPr>
+            </w:pPr>
+            <w:r>
+              <w:rPr>
+                <w:rFonts w:ascii="Consolas" w:eastAsia="宋体" w:hAnsi="Consolas" w:cs="宋体"/>
+                <w:noProof w:val="0"/>
+                <w:snapToGrid/>
+                <w:color w:val="auto"/>
+                <w:sz w:val="28"/>
+                <w:szCs w:val="28"/>
+                <w:lang w:eastAsia="zh-CN"/>
+              </w:rPr>
+              <w:t>plot(</w:t>
+            </w:r>
+            <w:proofErr w:type="spellStart"/>
+            <w:proofErr w:type="gramStart"/>
+            <w:r>
+              <w:rPr>
+                <w:rFonts w:ascii="Consolas" w:eastAsia="宋体" w:hAnsi="Consolas" w:cs="宋体"/>
+                <w:noProof w:val="0"/>
+                <w:snapToGrid/>
+                <w:color w:val="auto"/>
+                <w:sz w:val="28"/>
+                <w:szCs w:val="28"/>
+                <w:lang w:eastAsia="zh-CN"/>
+              </w:rPr>
+              <w:t>w,theta</w:t>
+            </w:r>
+            <w:proofErr w:type="spellEnd"/>
+            <w:proofErr w:type="gramEnd"/>
+            <w:r>
+              <w:rPr>
+                <w:rFonts w:ascii="Consolas" w:eastAsia="宋体" w:hAnsi="Consolas" w:cs="宋体"/>
+                <w:noProof w:val="0"/>
+                <w:snapToGrid/>
+                <w:color w:val="auto"/>
+                <w:sz w:val="28"/>
+                <w:szCs w:val="28"/>
+                <w:lang w:eastAsia="zh-CN"/>
+              </w:rPr>
+              <w:t>)</w:t>
+            </w:r>
+          </w:p>
+          <w:p>
+            <w:pPr>
+              <w:kinsoku/>
+              <w:autoSpaceDE/>
+              <w:autoSpaceDN/>
+              <w:adjustRightInd/>
+              <w:snapToGrid/>
+              <w:textAlignment w:val="auto"/>
+              <w:rPr>
+                <w:rFonts w:ascii="Consolas" w:eastAsia="宋体" w:hAnsi="Consolas" w:cs="宋体"/>
+                <w:noProof w:val="0"/>
+                <w:snapToGrid/>
+                <w:color w:val="auto"/>
+                <w:sz w:val="28"/>
+                <w:szCs w:val="28"/>
+                <w:lang w:eastAsia="zh-CN"/>
+              </w:rPr>
+            </w:pPr>
+            <w:r>
+              <w:rPr>
+                <w:rFonts w:ascii="Consolas" w:eastAsia="宋体" w:hAnsi="Consolas" w:cs="宋体"/>
+                <w:noProof w:val="0"/>
+                <w:snapToGrid/>
+                <w:color w:val="auto"/>
+                <w:sz w:val="28"/>
+                <w:szCs w:val="28"/>
+                <w:lang w:eastAsia="zh-CN"/>
+              </w:rPr>
+              <w:t>axis([0,2*pi,0,2*pi]);</w:t>
+            </w:r>
+          </w:p>
           <w:p/>
         </w:tc>
         <w:tc>
@@ -8668,6 +12063,368 @@
           <w:tcPr>
             <w:tcW w:w="4150" w:type="dxa"/>
           </w:tcPr>
+          <w:p>
+            <w:pPr>
+              <w:kinsoku/>
+              <w:autoSpaceDE/>
+              <w:autoSpaceDN/>
+              <w:adjustRightInd/>
+              <w:snapToGrid/>
+              <w:textAlignment w:val="auto"/>
+              <w:rPr>
+                <w:rFonts w:ascii="Consolas" w:eastAsia="宋体" w:hAnsi="Consolas" w:cs="宋体"/>
+                <w:noProof w:val="0"/>
+                <w:snapToGrid/>
+                <w:color w:val="auto"/>
+                <w:sz w:val="28"/>
+                <w:szCs w:val="28"/>
+                <w:lang w:eastAsia="zh-CN"/>
+              </w:rPr>
+            </w:pPr>
+            <w:r>
+              <w:rPr>
+                <w:rFonts w:ascii="Consolas" w:eastAsia="宋体" w:hAnsi="Consolas" w:cs="宋体"/>
+                <w:noProof w:val="0"/>
+                <w:snapToGrid/>
+                <w:color w:val="auto"/>
+                <w:sz w:val="28"/>
+                <w:szCs w:val="28"/>
+                <w:lang w:eastAsia="zh-CN"/>
+              </w:rPr>
+              <w:t>[H</w:t>
+            </w:r>
+            <w:proofErr w:type="gramStart"/>
+            <w:r>
+              <w:rPr>
+                <w:rFonts w:ascii="Consolas" w:eastAsia="宋体" w:hAnsi="Consolas" w:cs="宋体"/>
+                <w:noProof w:val="0"/>
+                <w:snapToGrid/>
+                <w:color w:val="auto"/>
+                <w:sz w:val="28"/>
+                <w:szCs w:val="28"/>
+                <w:lang w:eastAsia="zh-CN"/>
+              </w:rPr>
+              <w:t>2,theta</w:t>
+            </w:r>
+            <w:proofErr w:type="gramEnd"/>
+            <w:r>
+              <w:rPr>
+                <w:rFonts w:ascii="Consolas" w:eastAsia="宋体" w:hAnsi="Consolas" w:cs="宋体"/>
+                <w:noProof w:val="0"/>
+                <w:snapToGrid/>
+                <w:color w:val="auto"/>
+                <w:sz w:val="28"/>
+                <w:szCs w:val="28"/>
+                <w:lang w:eastAsia="zh-CN"/>
+              </w:rPr>
+              <w:t>2]=</w:t>
+            </w:r>
+            <w:proofErr w:type="spellStart"/>
+            <w:r>
+              <w:rPr>
+                <w:rFonts w:ascii="Consolas" w:eastAsia="宋体" w:hAnsi="Consolas" w:cs="宋体"/>
+                <w:noProof w:val="0"/>
+                <w:snapToGrid/>
+                <w:color w:val="auto"/>
+                <w:sz w:val="28"/>
+                <w:szCs w:val="28"/>
+                <w:lang w:eastAsia="zh-CN"/>
+              </w:rPr>
+              <w:t>freqz</w:t>
+            </w:r>
+            <w:proofErr w:type="spellEnd"/>
+            <w:r>
+              <w:rPr>
+                <w:rFonts w:ascii="Consolas" w:eastAsia="宋体" w:hAnsi="Consolas" w:cs="宋体"/>
+                <w:noProof w:val="0"/>
+                <w:snapToGrid/>
+                <w:color w:val="auto"/>
+                <w:sz w:val="28"/>
+                <w:szCs w:val="28"/>
+                <w:lang w:eastAsia="zh-CN"/>
+              </w:rPr>
+              <w:t>([1,-4,4],[1],2000,</w:t>
+            </w:r>
+            <w:r>
+              <w:rPr>
+                <w:rFonts w:ascii="Consolas" w:eastAsia="宋体" w:hAnsi="Consolas" w:cs="宋体"/>
+                <w:noProof w:val="0"/>
+                <w:snapToGrid/>
+                <w:color w:val="A709F5"/>
+                <w:sz w:val="28"/>
+                <w:szCs w:val="28"/>
+                <w:lang w:eastAsia="zh-CN"/>
+              </w:rPr>
+              <w:t>"whole"</w:t>
+            </w:r>
+            <w:r>
+              <w:rPr>
+                <w:rFonts w:ascii="Consolas" w:eastAsia="宋体" w:hAnsi="Consolas" w:cs="宋体"/>
+                <w:noProof w:val="0"/>
+                <w:snapToGrid/>
+                <w:color w:val="auto"/>
+                <w:sz w:val="28"/>
+                <w:szCs w:val="28"/>
+                <w:lang w:eastAsia="zh-CN"/>
+              </w:rPr>
+              <w:t>);</w:t>
+            </w:r>
+          </w:p>
+          <w:p>
+            <w:pPr>
+              <w:kinsoku/>
+              <w:autoSpaceDE/>
+              <w:autoSpaceDN/>
+              <w:adjustRightInd/>
+              <w:snapToGrid/>
+              <w:textAlignment w:val="auto"/>
+              <w:rPr>
+                <w:rFonts w:ascii="Consolas" w:eastAsia="宋体" w:hAnsi="Consolas" w:cs="宋体"/>
+                <w:noProof w:val="0"/>
+                <w:snapToGrid/>
+                <w:color w:val="auto"/>
+                <w:sz w:val="28"/>
+                <w:szCs w:val="28"/>
+                <w:lang w:eastAsia="zh-CN"/>
+              </w:rPr>
+            </w:pPr>
+            <w:proofErr w:type="gramStart"/>
+            <w:r>
+              <w:rPr>
+                <w:rFonts w:ascii="Consolas" w:eastAsia="宋体" w:hAnsi="Consolas" w:cs="宋体"/>
+                <w:noProof w:val="0"/>
+                <w:snapToGrid/>
+                <w:color w:val="auto"/>
+                <w:sz w:val="28"/>
+                <w:szCs w:val="28"/>
+                <w:lang w:eastAsia="zh-CN"/>
+              </w:rPr>
+              <w:t>subplot(</w:t>
+            </w:r>
+            <w:proofErr w:type="gramEnd"/>
+            <w:r>
+              <w:rPr>
+                <w:rFonts w:ascii="Consolas" w:eastAsia="宋体" w:hAnsi="Consolas" w:cs="宋体"/>
+                <w:noProof w:val="0"/>
+                <w:snapToGrid/>
+                <w:color w:val="auto"/>
+                <w:sz w:val="28"/>
+                <w:szCs w:val="28"/>
+                <w:lang w:eastAsia="zh-CN"/>
+              </w:rPr>
+              <w:t>2,2,3);</w:t>
+            </w:r>
+          </w:p>
+          <w:p>
+            <w:pPr>
+              <w:kinsoku/>
+              <w:autoSpaceDE/>
+              <w:autoSpaceDN/>
+              <w:adjustRightInd/>
+              <w:snapToGrid/>
+              <w:textAlignment w:val="auto"/>
+              <w:rPr>
+                <w:rFonts w:ascii="Consolas" w:eastAsia="宋体" w:hAnsi="Consolas" w:cs="宋体"/>
+                <w:noProof w:val="0"/>
+                <w:snapToGrid/>
+                <w:color w:val="auto"/>
+                <w:sz w:val="28"/>
+                <w:szCs w:val="28"/>
+                <w:lang w:eastAsia="zh-CN"/>
+              </w:rPr>
+            </w:pPr>
+            <w:r>
+              <w:rPr>
+                <w:rFonts w:ascii="Consolas" w:eastAsia="宋体" w:hAnsi="Consolas" w:cs="宋体"/>
+                <w:noProof w:val="0"/>
+                <w:snapToGrid/>
+                <w:color w:val="auto"/>
+                <w:sz w:val="28"/>
+                <w:szCs w:val="28"/>
+                <w:lang w:eastAsia="zh-CN"/>
+              </w:rPr>
+              <w:t>plot(theta</w:t>
+            </w:r>
+            <w:proofErr w:type="gramStart"/>
+            <w:r>
+              <w:rPr>
+                <w:rFonts w:ascii="Consolas" w:eastAsia="宋体" w:hAnsi="Consolas" w:cs="宋体"/>
+                <w:noProof w:val="0"/>
+                <w:snapToGrid/>
+                <w:color w:val="auto"/>
+                <w:sz w:val="28"/>
+                <w:szCs w:val="28"/>
+                <w:lang w:eastAsia="zh-CN"/>
+              </w:rPr>
+              <w:t>2,abs</w:t>
+            </w:r>
+            <w:proofErr w:type="gramEnd"/>
+            <w:r>
+              <w:rPr>
+                <w:rFonts w:ascii="Consolas" w:eastAsia="宋体" w:hAnsi="Consolas" w:cs="宋体"/>
+                <w:noProof w:val="0"/>
+                <w:snapToGrid/>
+                <w:color w:val="auto"/>
+                <w:sz w:val="28"/>
+                <w:szCs w:val="28"/>
+                <w:lang w:eastAsia="zh-CN"/>
+              </w:rPr>
+              <w:t>(H2));</w:t>
+            </w:r>
+          </w:p>
+          <w:p>
+            <w:pPr>
+              <w:kinsoku/>
+              <w:autoSpaceDE/>
+              <w:autoSpaceDN/>
+              <w:adjustRightInd/>
+              <w:snapToGrid/>
+              <w:textAlignment w:val="auto"/>
+              <w:rPr>
+                <w:rFonts w:ascii="Consolas" w:eastAsia="宋体" w:hAnsi="Consolas" w:cs="宋体"/>
+                <w:noProof w:val="0"/>
+                <w:snapToGrid/>
+                <w:color w:val="auto"/>
+                <w:sz w:val="28"/>
+                <w:szCs w:val="28"/>
+                <w:lang w:eastAsia="zh-CN"/>
+              </w:rPr>
+            </w:pPr>
+            <w:proofErr w:type="gramStart"/>
+            <w:r>
+              <w:rPr>
+                <w:rFonts w:ascii="Consolas" w:eastAsia="宋体" w:hAnsi="Consolas" w:cs="宋体"/>
+                <w:noProof w:val="0"/>
+                <w:snapToGrid/>
+                <w:color w:val="auto"/>
+                <w:sz w:val="28"/>
+                <w:szCs w:val="28"/>
+                <w:lang w:eastAsia="zh-CN"/>
+              </w:rPr>
+              <w:lastRenderedPageBreak/>
+              <w:t>subplot(</w:t>
+            </w:r>
+            <w:proofErr w:type="gramEnd"/>
+            <w:r>
+              <w:rPr>
+                <w:rFonts w:ascii="Consolas" w:eastAsia="宋体" w:hAnsi="Consolas" w:cs="宋体"/>
+                <w:noProof w:val="0"/>
+                <w:snapToGrid/>
+                <w:color w:val="auto"/>
+                <w:sz w:val="28"/>
+                <w:szCs w:val="28"/>
+                <w:lang w:eastAsia="zh-CN"/>
+              </w:rPr>
+              <w:t>2,2,4);</w:t>
+            </w:r>
+          </w:p>
+          <w:p>
+            <w:pPr>
+              <w:kinsoku/>
+              <w:autoSpaceDE/>
+              <w:autoSpaceDN/>
+              <w:adjustRightInd/>
+              <w:snapToGrid/>
+              <w:textAlignment w:val="auto"/>
+              <w:rPr>
+                <w:rFonts w:ascii="Consolas" w:eastAsia="宋体" w:hAnsi="Consolas" w:cs="宋体"/>
+                <w:noProof w:val="0"/>
+                <w:snapToGrid/>
+                <w:color w:val="auto"/>
+                <w:sz w:val="28"/>
+                <w:szCs w:val="28"/>
+                <w:lang w:eastAsia="zh-CN"/>
+              </w:rPr>
+            </w:pPr>
+            <w:r>
+              <w:rPr>
+                <w:rFonts w:ascii="Consolas" w:eastAsia="宋体" w:hAnsi="Consolas" w:cs="宋体"/>
+                <w:noProof w:val="0"/>
+                <w:snapToGrid/>
+                <w:color w:val="auto"/>
+                <w:sz w:val="28"/>
+                <w:szCs w:val="28"/>
+                <w:lang w:eastAsia="zh-CN"/>
+              </w:rPr>
+              <w:t>plot(theta</w:t>
+            </w:r>
+            <w:proofErr w:type="gramStart"/>
+            <w:r>
+              <w:rPr>
+                <w:rFonts w:ascii="Consolas" w:eastAsia="宋体" w:hAnsi="Consolas" w:cs="宋体"/>
+                <w:noProof w:val="0"/>
+                <w:snapToGrid/>
+                <w:color w:val="auto"/>
+                <w:sz w:val="28"/>
+                <w:szCs w:val="28"/>
+                <w:lang w:eastAsia="zh-CN"/>
+              </w:rPr>
+              <w:t>2,mod</w:t>
+            </w:r>
+            <w:proofErr w:type="gramEnd"/>
+            <w:r>
+              <w:rPr>
+                <w:rFonts w:ascii="Consolas" w:eastAsia="宋体" w:hAnsi="Consolas" w:cs="宋体"/>
+                <w:noProof w:val="0"/>
+                <w:snapToGrid/>
+                <w:color w:val="auto"/>
+                <w:sz w:val="28"/>
+                <w:szCs w:val="28"/>
+                <w:lang w:eastAsia="zh-CN"/>
+              </w:rPr>
+              <w:t>(angle(H2),2*pi));</w:t>
+            </w:r>
+          </w:p>
+          <w:p>
+            <w:pPr>
+              <w:kinsoku/>
+              <w:autoSpaceDE/>
+              <w:autoSpaceDN/>
+              <w:adjustRightInd/>
+              <w:snapToGrid/>
+              <w:textAlignment w:val="auto"/>
+              <w:rPr>
+                <w:rFonts w:ascii="Consolas" w:eastAsia="宋体" w:hAnsi="Consolas" w:cs="宋体"/>
+                <w:noProof w:val="0"/>
+                <w:snapToGrid/>
+                <w:color w:val="auto"/>
+                <w:sz w:val="28"/>
+                <w:szCs w:val="28"/>
+                <w:lang w:eastAsia="zh-CN"/>
+              </w:rPr>
+            </w:pPr>
+            <w:r>
+              <w:rPr>
+                <w:rFonts w:ascii="Consolas" w:eastAsia="宋体" w:hAnsi="Consolas" w:cs="宋体"/>
+                <w:noProof w:val="0"/>
+                <w:snapToGrid/>
+                <w:color w:val="auto"/>
+                <w:sz w:val="28"/>
+                <w:szCs w:val="28"/>
+                <w:lang w:eastAsia="zh-CN"/>
+              </w:rPr>
+              <w:t>axis([0,2*pi,0,2*pi]);</w:t>
+            </w:r>
+          </w:p>
+          <w:p>
+            <w:pPr>
+              <w:kinsoku/>
+              <w:autoSpaceDE/>
+              <w:autoSpaceDN/>
+              <w:adjustRightInd/>
+              <w:snapToGrid/>
+              <w:textAlignment w:val="auto"/>
+              <w:rPr>
+                <w:rFonts w:ascii="Consolas" w:eastAsia="宋体" w:hAnsi="Consolas" w:cs="宋体"/>
+                <w:noProof w:val="0"/>
+                <w:snapToGrid/>
+                <w:color w:val="auto"/>
+                <w:sz w:val="28"/>
+                <w:szCs w:val="28"/>
+                <w:lang w:eastAsia="zh-CN"/>
+              </w:rPr>
+            </w:pPr>
+          </w:p>
           <w:p/>
         </w:tc>
         <w:tc>
